--- a/docs/Pack_Aliado_Gabriel_Barrios/docx/14_Censo_Farmacias.docx
+++ b/docs/Pack_Aliado_Gabriel_Barrios/docx/14_Censo_Farmacias.docx
@@ -55,7 +55,7 @@
         <w:t>No es una solicitud de inversión.</w:t>
       </w:r>
       <w:r>
-        <w:t xml:space="preserve"> Es material para validar juntos el tamaño real del mercado local antes de dimensionar el equipo comercial.</w:t>
+        <w:t xml:space="preserve"> Es material para validar juntos el tamaño real del mercado local, entender los dolores del dueño de farmacia en calle, y dimensionar el equipo comercial antes del Day-D.</w:t>
       </w:r>
     </w:p>
     <w:p>
@@ -214,6 +214,47 @@
           </w:p>
         </w:tc>
       </w:tr>
+      <w:tr>
+        <w:tc>
+          <w:tcPr>
+            <w:tcW w:type="dxa" w:w="2880"/>
+          </w:tcPr>
+          <w:p>
+            <w:r>
+              <w:rPr>
+                <w:sz w:val="20"/>
+              </w:rPr>
+              <w:t>**Zona piloto**</w:t>
+            </w:r>
+          </w:p>
+        </w:tc>
+        <w:tc>
+          <w:tcPr>
+            <w:tcW w:type="dxa" w:w="2880"/>
+          </w:tcPr>
+          <w:p>
+            <w:r>
+              <w:rPr>
+                <w:sz w:val="20"/>
+              </w:rPr>
+              <w:t>Bella Florida + El Socorro</w:t>
+            </w:r>
+          </w:p>
+        </w:tc>
+        <w:tc>
+          <w:tcPr>
+            <w:tcW w:type="dxa" w:w="2880"/>
+          </w:tcPr>
+          <w:p>
+            <w:r>
+              <w:rPr>
+                <w:sz w:val="20"/>
+              </w:rPr>
+              <w:t>**~30–50** farmacias en dos polos</w:t>
+            </w:r>
+          </w:p>
+        </w:tc>
+      </w:tr>
     </w:tbl>
     <w:p/>
     <w:p>
@@ -273,7 +314,7 @@
     </w:p>
     <w:p>
       <w:r>
-        <w:t xml:space="preserve">Antes de prometer “todo Carabobo” a un inversor o a un aliado comercial, necesitamos </w:t>
+        <w:t xml:space="preserve">Antes de prometer «todo Carabobo» a un aliado o inversor, necesitamos </w:t>
       </w:r>
       <w:r>
         <w:rPr>
@@ -282,30 +323,77 @@
         <w:t>contar farmacias de verdad</w:t>
       </w:r>
       <w:r>
-        <w:t>: nombre, municipio, tipo (independiente vs cadena), si manejan receta, teléfono y quién decide.</w:t>
-      </w:r>
-    </w:p>
-    <w:p>
-      <w:r>
-        <w:t xml:space="preserve">Este documento resume </w:t>
-      </w:r>
-      <w:r>
-        <w:rPr>
-          <w:b/>
-        </w:rPr>
-        <w:t>cómo lo vamos a hacer</w:t>
-      </w:r>
-      <w:r>
         <w:t xml:space="preserve"> y </w:t>
       </w:r>
       <w:r>
         <w:rPr>
           <w:b/>
         </w:rPr>
-        <w:t>qué números usamos hoy</w:t>
+        <w:t>escuchar dolores reales</w:t>
       </w:r>
       <w:r>
-        <w:t xml:space="preserve"> mientras el censo no esté cerrado.</w:t>
+        <w:t xml:space="preserve"> en calle — no asumir desde un Excel.</w:t>
+      </w:r>
+    </w:p>
+    <w:p>
+      <w:r>
+        <w:t>Este documento integra tres piezas:</w:t>
+      </w:r>
+    </w:p>
+    <w:p>
+      <w:r>
+        <w:t xml:space="preserve">1. </w:t>
+      </w:r>
+      <w:r>
+        <w:rPr>
+          <w:b/>
+        </w:rPr>
+        <w:t>Censo</w:t>
+      </w:r>
+      <w:r>
+        <w:t xml:space="preserve"> — cuántas farmacias hay y cuáles encajan en nuestro perfil.</w:t>
+      </w:r>
+    </w:p>
+    <w:p>
+      <w:r>
+        <w:t xml:space="preserve">2. </w:t>
+      </w:r>
+      <w:r>
+        <w:rPr>
+          <w:b/>
+        </w:rPr>
+        <w:t>Banco de dolores</w:t>
+      </w:r>
+      <w:r>
+        <w:t xml:space="preserve"> — los 18 problemas más relevantes que Zonix puede atacar (sintetizados de discovery interno).</w:t>
+      </w:r>
+    </w:p>
+    <w:p>
+      <w:r>
+        <w:t xml:space="preserve">3. </w:t>
+      </w:r>
+      <w:r>
+        <w:rPr>
+          <w:b/>
+        </w:rPr>
+        <w:t>Guía de discovery</w:t>
+      </w:r>
+      <w:r>
+        <w:t xml:space="preserve"> — cómo salir a entrevistar dueños sin vender en la primera visita.</w:t>
+      </w:r>
+    </w:p>
+    <w:p>
+      <w:r>
+        <w:t xml:space="preserve">Gabriel, tu red en Morr puede acelerar el cruce con gremio/cámara y las </w:t>
+      </w:r>
+      <w:r>
+        <w:rPr>
+          <w:b/>
+        </w:rPr>
+        <w:t>2–3 introductorias</w:t>
+      </w:r>
+      <w:r>
+        <w:t xml:space="preserve"> para discovery sin compromiso comercial.</w:t>
       </w:r>
     </w:p>
     <w:p>
@@ -391,7 +479,7 @@
         <w:t>Carabobo</w:t>
       </w:r>
       <w:r>
-        <w:t>.</w:t>
+        <w:t xml:space="preserve"> (piloto inicial: Bella Florida + El Socorro).</w:t>
       </w:r>
     </w:p>
     <w:p>
@@ -476,7 +564,7 @@
         <w:t>226</w:t>
       </w:r>
       <w:r>
-        <w:t xml:space="preserve"> sucursales en directorios públicos (referencia tipo listados comerciales de farmacias en la zona).</w:t>
+        <w:t xml:space="preserve"> sucursales en directorios públicos (listados comerciales de farmacias en la zona).</w:t>
       </w:r>
     </w:p>
     <w:p>
@@ -566,6 +654,372 @@
       </w:r>
     </w:p>
     <w:p>
+      <w:pPr>
+        <w:pStyle w:val="Heading2"/>
+      </w:pPr>
+      <w:r>
+        <w:t>Por municipio (hipótesis de trabajo)</w:t>
+      </w:r>
+    </w:p>
+    <w:tbl>
+      <w:tblPr>
+        <w:tblStyle w:val="TableGrid"/>
+        <w:tblW w:type="auto" w:w="0"/>
+        <w:tblLook w:firstColumn="1" w:firstRow="1" w:lastColumn="0" w:lastRow="0" w:noHBand="0" w:noVBand="1" w:val="04A0"/>
+      </w:tblPr>
+      <w:tblGrid>
+        <w:gridCol w:w="2880"/>
+        <w:gridCol w:w="2880"/>
+        <w:gridCol w:w="2880"/>
+      </w:tblGrid>
+      <w:tr>
+        <w:tc>
+          <w:tcPr>
+            <w:tcW w:type="dxa" w:w="2880"/>
+            <w:shd w:fill="1E2A5A"/>
+          </w:tcPr>
+          <w:p>
+            <w:r>
+              <w:rPr>
+                <w:b/>
+                <w:color w:val="FFFFFF"/>
+                <w:sz w:val="20"/>
+              </w:rPr>
+              <w:t>Municipio / zona</w:t>
+            </w:r>
+          </w:p>
+        </w:tc>
+        <w:tc>
+          <w:tcPr>
+            <w:tcW w:type="dxa" w:w="2880"/>
+            <w:shd w:fill="1E2A5A"/>
+          </w:tcPr>
+          <w:p>
+            <w:r>
+              <w:rPr>
+                <w:b/>
+                <w:color w:val="FFFFFF"/>
+                <w:sz w:val="20"/>
+              </w:rPr>
+              <w:t>Farmacias ref. (total)</w:t>
+            </w:r>
+          </w:p>
+        </w:tc>
+        <w:tc>
+          <w:tcPr>
+            <w:tcW w:type="dxa" w:w="2880"/>
+            <w:shd w:fill="1E2A5A"/>
+          </w:tcPr>
+          <w:p>
+            <w:r>
+              <w:rPr>
+                <w:b/>
+                <w:color w:val="FFFFFF"/>
+                <w:sz w:val="20"/>
+              </w:rPr>
+              <w:t>Independientes target (est.)</w:t>
+            </w:r>
+          </w:p>
+        </w:tc>
+      </w:tr>
+      <w:tr>
+        <w:tc>
+          <w:tcPr>
+            <w:tcW w:type="dxa" w:w="2880"/>
+          </w:tcPr>
+          <w:p>
+            <w:r>
+              <w:rPr>
+                <w:sz w:val="20"/>
+              </w:rPr>
+              <w:t>Valencia (capital)</w:t>
+            </w:r>
+          </w:p>
+        </w:tc>
+        <w:tc>
+          <w:tcPr>
+            <w:tcW w:type="dxa" w:w="2880"/>
+          </w:tcPr>
+          <w:p>
+            <w:r>
+              <w:rPr>
+                <w:sz w:val="20"/>
+              </w:rPr>
+              <w:t>~120–140</w:t>
+            </w:r>
+          </w:p>
+        </w:tc>
+        <w:tc>
+          <w:tcPr>
+            <w:tcW w:type="dxa" w:w="2880"/>
+          </w:tcPr>
+          <w:p>
+            <w:r>
+              <w:rPr>
+                <w:sz w:val="20"/>
+              </w:rPr>
+              <w:t>~45–55</w:t>
+            </w:r>
+          </w:p>
+        </w:tc>
+      </w:tr>
+      <w:tr>
+        <w:tc>
+          <w:tcPr>
+            <w:tcW w:type="dxa" w:w="2880"/>
+          </w:tcPr>
+          <w:p>
+            <w:r>
+              <w:rPr>
+                <w:sz w:val="20"/>
+              </w:rPr>
+              <w:t>Naguanagua</w:t>
+            </w:r>
+          </w:p>
+        </w:tc>
+        <w:tc>
+          <w:tcPr>
+            <w:tcW w:type="dxa" w:w="2880"/>
+          </w:tcPr>
+          <w:p>
+            <w:r>
+              <w:rPr>
+                <w:sz w:val="20"/>
+              </w:rPr>
+              <w:t>~35–45</w:t>
+            </w:r>
+          </w:p>
+        </w:tc>
+        <w:tc>
+          <w:tcPr>
+            <w:tcW w:type="dxa" w:w="2880"/>
+          </w:tcPr>
+          <w:p>
+            <w:r>
+              <w:rPr>
+                <w:sz w:val="20"/>
+              </w:rPr>
+              <w:t>~15–20</w:t>
+            </w:r>
+          </w:p>
+        </w:tc>
+      </w:tr>
+      <w:tr>
+        <w:tc>
+          <w:tcPr>
+            <w:tcW w:type="dxa" w:w="2880"/>
+          </w:tcPr>
+          <w:p>
+            <w:r>
+              <w:rPr>
+                <w:sz w:val="20"/>
+              </w:rPr>
+              <w:t>San Diego</w:t>
+            </w:r>
+          </w:p>
+        </w:tc>
+        <w:tc>
+          <w:tcPr>
+            <w:tcW w:type="dxa" w:w="2880"/>
+          </w:tcPr>
+          <w:p>
+            <w:r>
+              <w:rPr>
+                <w:sz w:val="20"/>
+              </w:rPr>
+              <w:t>~25–35</w:t>
+            </w:r>
+          </w:p>
+        </w:tc>
+        <w:tc>
+          <w:tcPr>
+            <w:tcW w:type="dxa" w:w="2880"/>
+          </w:tcPr>
+          <w:p>
+            <w:r>
+              <w:rPr>
+                <w:sz w:val="20"/>
+              </w:rPr>
+              <w:t>~12–18</w:t>
+            </w:r>
+          </w:p>
+        </w:tc>
+      </w:tr>
+      <w:tr>
+        <w:tc>
+          <w:tcPr>
+            <w:tcW w:type="dxa" w:w="2880"/>
+          </w:tcPr>
+          <w:p>
+            <w:r>
+              <w:rPr>
+                <w:sz w:val="20"/>
+              </w:rPr>
+              <w:t>Los Guayos</w:t>
+            </w:r>
+          </w:p>
+        </w:tc>
+        <w:tc>
+          <w:tcPr>
+            <w:tcW w:type="dxa" w:w="2880"/>
+          </w:tcPr>
+          <w:p>
+            <w:r>
+              <w:rPr>
+                <w:sz w:val="20"/>
+              </w:rPr>
+              <w:t>~15–20</w:t>
+            </w:r>
+          </w:p>
+        </w:tc>
+        <w:tc>
+          <w:tcPr>
+            <w:tcW w:type="dxa" w:w="2880"/>
+          </w:tcPr>
+          <w:p>
+            <w:r>
+              <w:rPr>
+                <w:sz w:val="20"/>
+              </w:rPr>
+              <w:t>~6–10</w:t>
+            </w:r>
+          </w:p>
+        </w:tc>
+      </w:tr>
+      <w:tr>
+        <w:tc>
+          <w:tcPr>
+            <w:tcW w:type="dxa" w:w="2880"/>
+          </w:tcPr>
+          <w:p>
+            <w:r>
+              <w:rPr>
+                <w:sz w:val="20"/>
+              </w:rPr>
+              <w:t>Guacara</w:t>
+            </w:r>
+          </w:p>
+        </w:tc>
+        <w:tc>
+          <w:tcPr>
+            <w:tcW w:type="dxa" w:w="2880"/>
+          </w:tcPr>
+          <w:p>
+            <w:r>
+              <w:rPr>
+                <w:sz w:val="20"/>
+              </w:rPr>
+              <w:t>~20–25</w:t>
+            </w:r>
+          </w:p>
+        </w:tc>
+        <w:tc>
+          <w:tcPr>
+            <w:tcW w:type="dxa" w:w="2880"/>
+          </w:tcPr>
+          <w:p>
+            <w:r>
+              <w:rPr>
+                <w:sz w:val="20"/>
+              </w:rPr>
+              <w:t>~8–12</w:t>
+            </w:r>
+          </w:p>
+        </w:tc>
+      </w:tr>
+      <w:tr>
+        <w:tc>
+          <w:tcPr>
+            <w:tcW w:type="dxa" w:w="2880"/>
+          </w:tcPr>
+          <w:p>
+            <w:r>
+              <w:rPr>
+                <w:sz w:val="20"/>
+              </w:rPr>
+              <w:t>Puerto Cabello</w:t>
+            </w:r>
+          </w:p>
+        </w:tc>
+        <w:tc>
+          <w:tcPr>
+            <w:tcW w:type="dxa" w:w="2880"/>
+          </w:tcPr>
+          <w:p>
+            <w:r>
+              <w:rPr>
+                <w:sz w:val="20"/>
+              </w:rPr>
+              <w:t>~25–35</w:t>
+            </w:r>
+          </w:p>
+        </w:tc>
+        <w:tc>
+          <w:tcPr>
+            <w:tcW w:type="dxa" w:w="2880"/>
+          </w:tcPr>
+          <w:p>
+            <w:r>
+              <w:rPr>
+                <w:sz w:val="20"/>
+              </w:rPr>
+              <w:t>~10–15</w:t>
+            </w:r>
+          </w:p>
+        </w:tc>
+      </w:tr>
+      <w:tr>
+        <w:tc>
+          <w:tcPr>
+            <w:tcW w:type="dxa" w:w="2880"/>
+          </w:tcPr>
+          <w:p>
+            <w:r>
+              <w:rPr>
+                <w:sz w:val="20"/>
+              </w:rPr>
+              <w:t>Otros (Tocuyito, Mariara…)</w:t>
+            </w:r>
+          </w:p>
+        </w:tc>
+        <w:tc>
+          <w:tcPr>
+            <w:tcW w:type="dxa" w:w="2880"/>
+          </w:tcPr>
+          <w:p>
+            <w:r>
+              <w:rPr>
+                <w:sz w:val="20"/>
+              </w:rPr>
+              <w:t>~15–25</w:t>
+            </w:r>
+          </w:p>
+        </w:tc>
+        <w:tc>
+          <w:tcPr>
+            <w:tcW w:type="dxa" w:w="2880"/>
+          </w:tcPr>
+          <w:p>
+            <w:r>
+              <w:rPr>
+                <w:sz w:val="20"/>
+              </w:rPr>
+              <w:t>~6–10</w:t>
+            </w:r>
+          </w:p>
+        </w:tc>
+      </w:tr>
+    </w:tbl>
+    <w:p/>
+    <w:p>
+      <w:r>
+        <w:rPr>
+          <w:i/>
+        </w:rPr>
+        <w:t>**Pendiente:** reconciliar con listado Saas + recorrido calle. Gabriel puede corregir municipios donde el conteo «a ojo» no cuadre.</w:t>
+      </w:r>
+    </w:p>
+    <w:p>
       <w:r>
         <w:t>────────────────────────────────────────</w:t>
       </w:r>
@@ -575,7 +1029,3101 @@
         <w:pStyle w:val="Heading1"/>
       </w:pPr>
       <w:r>
-        <w:t>Cómo vamos a validarlo (Fase 0, primeros 60 días)</w:t>
+        <w:t>Los 18 dolores que más importan (síntesis para Gabriel)</w:t>
+      </w:r>
+    </w:p>
+    <w:p>
+      <w:r>
+        <w:t xml:space="preserve">Del banco interno de ~400 hipótesis (problemas, temores, necesidades y deseos de dueños de farmacia), estos son los </w:t>
+      </w:r>
+      <w:r>
+        <w:rPr>
+          <w:b/>
+        </w:rPr>
+        <w:t>18 que Zonix ataca hoy o en piloto</w:t>
+      </w:r>
+      <w:r>
+        <w:t xml:space="preserve"> — humanizados, no tabla cruda.</w:t>
+      </w:r>
+    </w:p>
+    <w:p>
+      <w:pPr>
+        <w:pStyle w:val="Heading2"/>
+      </w:pPr>
+      <w:r>
+        <w:t>Canal digital y ventas (5 dolores)</w:t>
+      </w:r>
+    </w:p>
+    <w:tbl>
+      <w:tblPr>
+        <w:tblStyle w:val="TableGrid"/>
+        <w:tblW w:type="auto" w:w="0"/>
+        <w:tblLook w:firstColumn="1" w:firstRow="1" w:lastColumn="0" w:lastRow="0" w:noHBand="0" w:noVBand="1" w:val="04A0"/>
+      </w:tblPr>
+      <w:tblGrid>
+        <w:gridCol w:w="2160"/>
+        <w:gridCol w:w="2160"/>
+        <w:gridCol w:w="2160"/>
+        <w:gridCol w:w="2160"/>
+      </w:tblGrid>
+      <w:tr>
+        <w:tc>
+          <w:tcPr>
+            <w:tcW w:type="dxa" w:w="2160"/>
+            <w:shd w:fill="1E2A5A"/>
+          </w:tcPr>
+          <w:p>
+            <w:r>
+              <w:rPr>
+                <w:b/>
+                <w:color w:val="FFFFFF"/>
+                <w:sz w:val="20"/>
+              </w:rPr>
+              <w:t>#</w:t>
+            </w:r>
+          </w:p>
+        </w:tc>
+        <w:tc>
+          <w:tcPr>
+            <w:tcW w:type="dxa" w:w="2160"/>
+            <w:shd w:fill="1E2A5A"/>
+          </w:tcPr>
+          <w:p>
+            <w:r>
+              <w:rPr>
+                <w:b/>
+                <w:color w:val="FFFFFF"/>
+                <w:sz w:val="20"/>
+              </w:rPr>
+              <w:t>Lo que el dueño vive</w:t>
+            </w:r>
+          </w:p>
+        </w:tc>
+        <w:tc>
+          <w:tcPr>
+            <w:tcW w:type="dxa" w:w="2160"/>
+            <w:shd w:fill="1E2A5A"/>
+          </w:tcPr>
+          <w:p>
+            <w:r>
+              <w:rPr>
+                <w:b/>
+                <w:color w:val="FFFFFF"/>
+                <w:sz w:val="20"/>
+              </w:rPr>
+              <w:t>Cómo lo vemos en Valencia</w:t>
+            </w:r>
+          </w:p>
+        </w:tc>
+        <w:tc>
+          <w:tcPr>
+            <w:tcW w:type="dxa" w:w="2160"/>
+            <w:shd w:fill="1E2A5A"/>
+          </w:tcPr>
+          <w:p>
+            <w:r>
+              <w:rPr>
+                <w:b/>
+                <w:color w:val="FFFFFF"/>
+                <w:sz w:val="20"/>
+              </w:rPr>
+              <w:t>Zonix</w:t>
+            </w:r>
+          </w:p>
+        </w:tc>
+      </w:tr>
+      <w:tr>
+        <w:tc>
+          <w:tcPr>
+            <w:tcW w:type="dxa" w:w="2160"/>
+          </w:tcPr>
+          <w:p>
+            <w:r>
+              <w:rPr>
+                <w:sz w:val="20"/>
+              </w:rPr>
+              <w:t>1</w:t>
+            </w:r>
+          </w:p>
+        </w:tc>
+        <w:tc>
+          <w:tcPr>
+            <w:tcW w:type="dxa" w:w="2160"/>
+          </w:tcPr>
+          <w:p>
+            <w:r>
+              <w:rPr>
+                <w:sz w:val="20"/>
+              </w:rPr>
+              <w:t>«Solo me compra quien entra por la puerta»</w:t>
+            </w:r>
+          </w:p>
+        </w:tc>
+        <w:tc>
+          <w:tcPr>
+            <w:tcW w:type="dxa" w:w="2160"/>
+          </w:tcPr>
+          <w:p>
+            <w:r>
+              <w:rPr>
+                <w:sz w:val="20"/>
+              </w:rPr>
+              <w:t>Farmacia en calle secundaria de Bella Florida sin visibilidad online</w:t>
+            </w:r>
+          </w:p>
+        </w:tc>
+        <w:tc>
+          <w:tcPr>
+            <w:tcW w:type="dxa" w:w="2160"/>
+          </w:tcPr>
+          <w:p>
+            <w:r>
+              <w:rPr>
+                <w:sz w:val="20"/>
+              </w:rPr>
+              <w:t>**Sí** — catálogo en app</w:t>
+            </w:r>
+          </w:p>
+        </w:tc>
+      </w:tr>
+      <w:tr>
+        <w:tc>
+          <w:tcPr>
+            <w:tcW w:type="dxa" w:w="2160"/>
+          </w:tcPr>
+          <w:p>
+            <w:r>
+              <w:rPr>
+                <w:sz w:val="20"/>
+              </w:rPr>
+              <w:t>2</w:t>
+            </w:r>
+          </w:p>
+        </w:tc>
+        <w:tc>
+          <w:tcPr>
+            <w:tcW w:type="dxa" w:w="2160"/>
+          </w:tcPr>
+          <w:p>
+            <w:r>
+              <w:rPr>
+                <w:sz w:val="20"/>
+              </w:rPr>
+              <w:t>«No puedo pagar una app propia»</w:t>
+            </w:r>
+          </w:p>
+        </w:tc>
+        <w:tc>
+          <w:tcPr>
+            <w:tcW w:type="dxa" w:w="2160"/>
+          </w:tcPr>
+          <w:p>
+            <w:r>
+              <w:rPr>
+                <w:sz w:val="20"/>
+              </w:rPr>
+              <w:t>Independiente con margen apretado post-inflación</w:t>
+            </w:r>
+          </w:p>
+        </w:tc>
+        <w:tc>
+          <w:tcPr>
+            <w:tcW w:type="dxa" w:w="2160"/>
+          </w:tcPr>
+          <w:p>
+            <w:r>
+              <w:rPr>
+                <w:sz w:val="20"/>
+              </w:rPr>
+              <w:t>**Sí** — marketplace compartido</w:t>
+            </w:r>
+          </w:p>
+        </w:tc>
+      </w:tr>
+      <w:tr>
+        <w:tc>
+          <w:tcPr>
+            <w:tcW w:type="dxa" w:w="2160"/>
+          </w:tcPr>
+          <w:p>
+            <w:r>
+              <w:rPr>
+                <w:sz w:val="20"/>
+              </w:rPr>
+              <w:t>3</w:t>
+            </w:r>
+          </w:p>
+        </w:tc>
+        <w:tc>
+          <w:tcPr>
+            <w:tcW w:type="dxa" w:w="2160"/>
+          </w:tcPr>
+          <w:p>
+            <w:r>
+              <w:rPr>
+                <w:sz w:val="20"/>
+              </w:rPr>
+              <w:t>«PedidosYa me come el margen»</w:t>
+            </w:r>
+          </w:p>
+        </w:tc>
+        <w:tc>
+          <w:tcPr>
+            <w:tcW w:type="dxa" w:w="2160"/>
+          </w:tcPr>
+          <w:p>
+            <w:r>
+              <w:rPr>
+                <w:sz w:val="20"/>
+              </w:rPr>
+              <w:t>USD 1.000+ en comisión sobre USD 4.000 digital</w:t>
+            </w:r>
+          </w:p>
+        </w:tc>
+        <w:tc>
+          <w:tcPr>
+            <w:tcW w:type="dxa" w:w="2160"/>
+          </w:tcPr>
+          <w:p>
+            <w:r>
+              <w:rPr>
+                <w:sz w:val="20"/>
+              </w:rPr>
+              <w:t>**Sí** — cuota + % bajo</w:t>
+            </w:r>
+          </w:p>
+        </w:tc>
+      </w:tr>
+      <w:tr>
+        <w:tc>
+          <w:tcPr>
+            <w:tcW w:type="dxa" w:w="2160"/>
+          </w:tcPr>
+          <w:p>
+            <w:r>
+              <w:rPr>
+                <w:sz w:val="20"/>
+              </w:rPr>
+              <w:t>4</w:t>
+            </w:r>
+          </w:p>
+        </w:tc>
+        <w:tc>
+          <w:tcPr>
+            <w:tcW w:type="dxa" w:w="2160"/>
+          </w:tcPr>
+          <w:p>
+            <w:r>
+              <w:rPr>
+                <w:sz w:val="20"/>
+              </w:rPr>
+              <w:t>«El cliente joven se fue a Farmatodo»</w:t>
+            </w:r>
+          </w:p>
+        </w:tc>
+        <w:tc>
+          <w:tcPr>
+            <w:tcW w:type="dxa" w:w="2160"/>
+          </w:tcPr>
+          <w:p>
+            <w:r>
+              <w:rPr>
+                <w:sz w:val="20"/>
+              </w:rPr>
+              <w:t>Pide delivery; farmacia de barrio no ofrece</w:t>
+            </w:r>
+          </w:p>
+        </w:tc>
+        <w:tc>
+          <w:tcPr>
+            <w:tcW w:type="dxa" w:w="2160"/>
+          </w:tcPr>
+          <w:p>
+            <w:r>
+              <w:rPr>
+                <w:sz w:val="20"/>
+              </w:rPr>
+              <w:t>**Sí** — pedido + envío partner</w:t>
+            </w:r>
+          </w:p>
+        </w:tc>
+      </w:tr>
+      <w:tr>
+        <w:tc>
+          <w:tcPr>
+            <w:tcW w:type="dxa" w:w="2160"/>
+          </w:tcPr>
+          <w:p>
+            <w:r>
+              <w:rPr>
+                <w:sz w:val="20"/>
+              </w:rPr>
+              <w:t>5</w:t>
+            </w:r>
+          </w:p>
+        </w:tc>
+        <w:tc>
+          <w:tcPr>
+            <w:tcW w:type="dxa" w:w="2160"/>
+          </w:tcPr>
+          <w:p>
+            <w:r>
+              <w:rPr>
+                <w:sz w:val="20"/>
+              </w:rPr>
+              <w:t>«No sé qué buscan y nunca llegaron»</w:t>
+            </w:r>
+          </w:p>
+        </w:tc>
+        <w:tc>
+          <w:tcPr>
+            <w:tcW w:type="dxa" w:w="2160"/>
+          </w:tcPr>
+          <w:p>
+            <w:r>
+              <w:rPr>
+                <w:sz w:val="20"/>
+              </w:rPr>
+              <w:t>Sin datos de demanda no atendida</w:t>
+            </w:r>
+          </w:p>
+        </w:tc>
+        <w:tc>
+          <w:tcPr>
+            <w:tcW w:type="dxa" w:w="2160"/>
+          </w:tcPr>
+          <w:p>
+            <w:r>
+              <w:rPr>
+                <w:sz w:val="20"/>
+              </w:rPr>
+              <w:t>**Parcial** — analytics post-M3</w:t>
+            </w:r>
+          </w:p>
+        </w:tc>
+      </w:tr>
+    </w:tbl>
+    <w:p/>
+    <w:p>
+      <w:pPr>
+        <w:pStyle w:val="Heading2"/>
+      </w:pPr>
+      <w:r>
+        <w:t>Operación diaria (4 dolores)</w:t>
+      </w:r>
+    </w:p>
+    <w:tbl>
+      <w:tblPr>
+        <w:tblStyle w:val="TableGrid"/>
+        <w:tblW w:type="auto" w:w="0"/>
+        <w:tblLook w:firstColumn="1" w:firstRow="1" w:lastColumn="0" w:lastRow="0" w:noHBand="0" w:noVBand="1" w:val="04A0"/>
+      </w:tblPr>
+      <w:tblGrid>
+        <w:gridCol w:w="2160"/>
+        <w:gridCol w:w="2160"/>
+        <w:gridCol w:w="2160"/>
+        <w:gridCol w:w="2160"/>
+      </w:tblGrid>
+      <w:tr>
+        <w:tc>
+          <w:tcPr>
+            <w:tcW w:type="dxa" w:w="2160"/>
+            <w:shd w:fill="1E2A5A"/>
+          </w:tcPr>
+          <w:p>
+            <w:r>
+              <w:rPr>
+                <w:b/>
+                <w:color w:val="FFFFFF"/>
+                <w:sz w:val="20"/>
+              </w:rPr>
+              <w:t>#</w:t>
+            </w:r>
+          </w:p>
+        </w:tc>
+        <w:tc>
+          <w:tcPr>
+            <w:tcW w:type="dxa" w:w="2160"/>
+            <w:shd w:fill="1E2A5A"/>
+          </w:tcPr>
+          <w:p>
+            <w:r>
+              <w:rPr>
+                <w:b/>
+                <w:color w:val="FFFFFF"/>
+                <w:sz w:val="20"/>
+              </w:rPr>
+              <w:t>Lo que el dueño vive</w:t>
+            </w:r>
+          </w:p>
+        </w:tc>
+        <w:tc>
+          <w:tcPr>
+            <w:tcW w:type="dxa" w:w="2160"/>
+            <w:shd w:fill="1E2A5A"/>
+          </w:tcPr>
+          <w:p>
+            <w:r>
+              <w:rPr>
+                <w:b/>
+                <w:color w:val="FFFFFF"/>
+                <w:sz w:val="20"/>
+              </w:rPr>
+              <w:t>Cómo lo vemos en Valencia</w:t>
+            </w:r>
+          </w:p>
+        </w:tc>
+        <w:tc>
+          <w:tcPr>
+            <w:tcW w:type="dxa" w:w="2160"/>
+            <w:shd w:fill="1E2A5A"/>
+          </w:tcPr>
+          <w:p>
+            <w:r>
+              <w:rPr>
+                <w:b/>
+                <w:color w:val="FFFFFF"/>
+                <w:sz w:val="20"/>
+              </w:rPr>
+              <w:t>Zonix</w:t>
+            </w:r>
+          </w:p>
+        </w:tc>
+      </w:tr>
+      <w:tr>
+        <w:tc>
+          <w:tcPr>
+            <w:tcW w:type="dxa" w:w="2160"/>
+          </w:tcPr>
+          <w:p>
+            <w:r>
+              <w:rPr>
+                <w:sz w:val="20"/>
+              </w:rPr>
+              <w:t>6</w:t>
+            </w:r>
+          </w:p>
+        </w:tc>
+        <w:tc>
+          <w:tcPr>
+            <w:tcW w:type="dxa" w:w="2160"/>
+          </w:tcPr>
+          <w:p>
+            <w:r>
+              <w:rPr>
+                <w:sz w:val="20"/>
+              </w:rPr>
+              <w:t>«Todo llega por WhatsApp y lo anoto en cuaderno»</w:t>
+            </w:r>
+          </w:p>
+        </w:tc>
+        <w:tc>
+          <w:tcPr>
+            <w:tcW w:type="dxa" w:w="2160"/>
+          </w:tcPr>
+          <w:p>
+            <w:r>
+              <w:rPr>
+                <w:sz w:val="20"/>
+              </w:rPr>
+              <w:t>30–50 pedidos/semana en hora pico</w:t>
+            </w:r>
+          </w:p>
+        </w:tc>
+        <w:tc>
+          <w:tcPr>
+            <w:tcW w:type="dxa" w:w="2160"/>
+          </w:tcPr>
+          <w:p>
+            <w:r>
+              <w:rPr>
+                <w:sz w:val="20"/>
+              </w:rPr>
+              <w:t>**Sí** — órdenes en panel</w:t>
+            </w:r>
+          </w:p>
+        </w:tc>
+      </w:tr>
+      <w:tr>
+        <w:tc>
+          <w:tcPr>
+            <w:tcW w:type="dxa" w:w="2160"/>
+          </w:tcPr>
+          <w:p>
+            <w:r>
+              <w:rPr>
+                <w:sz w:val="20"/>
+              </w:rPr>
+              <w:t>7</w:t>
+            </w:r>
+          </w:p>
+        </w:tc>
+        <w:tc>
+          <w:tcPr>
+            <w:tcW w:type="dxa" w:w="2160"/>
+          </w:tcPr>
+          <w:p>
+            <w:r>
+              <w:rPr>
+                <w:sz w:val="20"/>
+              </w:rPr>
+              <w:t>«Erroé precio o cantidad en un chat»</w:t>
+            </w:r>
+          </w:p>
+        </w:tc>
+        <w:tc>
+          <w:tcPr>
+            <w:tcW w:type="dxa" w:w="2160"/>
+          </w:tcPr>
+          <w:p>
+            <w:r>
+              <w:rPr>
+                <w:sz w:val="20"/>
+              </w:rPr>
+              <w:t>Reclamo al día siguiente</w:t>
+            </w:r>
+          </w:p>
+        </w:tc>
+        <w:tc>
+          <w:tcPr>
+            <w:tcW w:type="dxa" w:w="2160"/>
+          </w:tcPr>
+          <w:p>
+            <w:r>
+              <w:rPr>
+                <w:sz w:val="20"/>
+              </w:rPr>
+              <w:t>**Sí** — precio fijado en app</w:t>
+            </w:r>
+          </w:p>
+        </w:tc>
+      </w:tr>
+      <w:tr>
+        <w:tc>
+          <w:tcPr>
+            <w:tcW w:type="dxa" w:w="2160"/>
+          </w:tcPr>
+          <w:p>
+            <w:r>
+              <w:rPr>
+                <w:sz w:val="20"/>
+              </w:rPr>
+              <w:t>8</w:t>
+            </w:r>
+          </w:p>
+        </w:tc>
+        <w:tc>
+          <w:tcPr>
+            <w:tcW w:type="dxa" w:w="2160"/>
+          </w:tcPr>
+          <w:p>
+            <w:r>
+              <w:rPr>
+                <w:sz w:val="20"/>
+              </w:rPr>
+              <w:t>«A las 9 p.m. suena WhatsApp y ya cerré»</w:t>
+            </w:r>
+          </w:p>
+        </w:tc>
+        <w:tc>
+          <w:tcPr>
+            <w:tcW w:type="dxa" w:w="2160"/>
+          </w:tcPr>
+          <w:p>
+            <w:r>
+              <w:rPr>
+                <w:sz w:val="20"/>
+              </w:rPr>
+              <w:t>Pedidos nocturnos perdidos</w:t>
+            </w:r>
+          </w:p>
+        </w:tc>
+        <w:tc>
+          <w:tcPr>
+            <w:tcW w:type="dxa" w:w="2160"/>
+          </w:tcPr>
+          <w:p>
+            <w:r>
+              <w:rPr>
+                <w:sz w:val="20"/>
+              </w:rPr>
+              <w:t>**Sí** — pedidos asíncronos</w:t>
+            </w:r>
+          </w:p>
+        </w:tc>
+      </w:tr>
+      <w:tr>
+        <w:tc>
+          <w:tcPr>
+            <w:tcW w:type="dxa" w:w="2160"/>
+          </w:tcPr>
+          <w:p>
+            <w:r>
+              <w:rPr>
+                <w:sz w:val="20"/>
+              </w:rPr>
+              <w:t>9</w:t>
+            </w:r>
+          </w:p>
+        </w:tc>
+        <w:tc>
+          <w:tcPr>
+            <w:tcW w:type="dxa" w:w="2160"/>
+          </w:tcPr>
+          <w:p>
+            <w:r>
+              <w:rPr>
+                <w:sz w:val="20"/>
+              </w:rPr>
+              <w:t>«No encuentro qué acordamos cuando reclaman»</w:t>
+            </w:r>
+          </w:p>
+        </w:tc>
+        <w:tc>
+          <w:tcPr>
+            <w:tcW w:type="dxa" w:w="2160"/>
+          </w:tcPr>
+          <w:p>
+            <w:r>
+              <w:rPr>
+                <w:sz w:val="20"/>
+              </w:rPr>
+              <w:t>Sin historial unificado</w:t>
+            </w:r>
+          </w:p>
+        </w:tc>
+        <w:tc>
+          <w:tcPr>
+            <w:tcW w:type="dxa" w:w="2160"/>
+          </w:tcPr>
+          <w:p>
+            <w:r>
+              <w:rPr>
+                <w:sz w:val="20"/>
+              </w:rPr>
+              <w:t>**Sí** — trazabilidad pedido</w:t>
+            </w:r>
+          </w:p>
+        </w:tc>
+      </w:tr>
+    </w:tbl>
+    <w:p/>
+    <w:p>
+      <w:pPr>
+        <w:pStyle w:val="Heading2"/>
+      </w:pPr>
+      <w:r>
+        <w:t>Recetas y regulación (3 dolores)</w:t>
+      </w:r>
+    </w:p>
+    <w:tbl>
+      <w:tblPr>
+        <w:tblStyle w:val="TableGrid"/>
+        <w:tblW w:type="auto" w:w="0"/>
+        <w:tblLook w:firstColumn="1" w:firstRow="1" w:lastColumn="0" w:lastRow="0" w:noHBand="0" w:noVBand="1" w:val="04A0"/>
+      </w:tblPr>
+      <w:tblGrid>
+        <w:gridCol w:w="2160"/>
+        <w:gridCol w:w="2160"/>
+        <w:gridCol w:w="2160"/>
+        <w:gridCol w:w="2160"/>
+      </w:tblGrid>
+      <w:tr>
+        <w:tc>
+          <w:tcPr>
+            <w:tcW w:type="dxa" w:w="2160"/>
+            <w:shd w:fill="1E2A5A"/>
+          </w:tcPr>
+          <w:p>
+            <w:r>
+              <w:rPr>
+                <w:b/>
+                <w:color w:val="FFFFFF"/>
+                <w:sz w:val="20"/>
+              </w:rPr>
+              <w:t>#</w:t>
+            </w:r>
+          </w:p>
+        </w:tc>
+        <w:tc>
+          <w:tcPr>
+            <w:tcW w:type="dxa" w:w="2160"/>
+            <w:shd w:fill="1E2A5A"/>
+          </w:tcPr>
+          <w:p>
+            <w:r>
+              <w:rPr>
+                <w:b/>
+                <w:color w:val="FFFFFF"/>
+                <w:sz w:val="20"/>
+              </w:rPr>
+              <w:t>Lo que el dueño vive</w:t>
+            </w:r>
+          </w:p>
+        </w:tc>
+        <w:tc>
+          <w:tcPr>
+            <w:tcW w:type="dxa" w:w="2160"/>
+            <w:shd w:fill="1E2A5A"/>
+          </w:tcPr>
+          <w:p>
+            <w:r>
+              <w:rPr>
+                <w:b/>
+                <w:color w:val="FFFFFF"/>
+                <w:sz w:val="20"/>
+              </w:rPr>
+              <w:t>Cómo lo vemos en Valencia</w:t>
+            </w:r>
+          </w:p>
+        </w:tc>
+        <w:tc>
+          <w:tcPr>
+            <w:tcW w:type="dxa" w:w="2160"/>
+            <w:shd w:fill="1E2A5A"/>
+          </w:tcPr>
+          <w:p>
+            <w:r>
+              <w:rPr>
+                <w:b/>
+                <w:color w:val="FFFFFF"/>
+                <w:sz w:val="20"/>
+              </w:rPr>
+              <w:t>Zonix</w:t>
+            </w:r>
+          </w:p>
+        </w:tc>
+      </w:tr>
+      <w:tr>
+        <w:tc>
+          <w:tcPr>
+            <w:tcW w:type="dxa" w:w="2160"/>
+          </w:tcPr>
+          <w:p>
+            <w:r>
+              <w:rPr>
+                <w:sz w:val="20"/>
+              </w:rPr>
+              <w:t>10</w:t>
+            </w:r>
+          </w:p>
+        </w:tc>
+        <w:tc>
+          <w:tcPr>
+            <w:tcW w:type="dxa" w:w="2160"/>
+          </w:tcPr>
+          <w:p>
+            <w:r>
+              <w:rPr>
+                <w:sz w:val="20"/>
+              </w:rPr>
+              <w:t>«Valido receta a ojo; si hay problema no tengo registro»</w:t>
+            </w:r>
+          </w:p>
+        </w:tc>
+        <w:tc>
+          <w:tcPr>
+            <w:tcW w:type="dxa" w:w="2160"/>
+          </w:tcPr>
+          <w:p>
+            <w:r>
+              <w:rPr>
+                <w:sz w:val="20"/>
+              </w:rPr>
+              <w:t>Regente valida sin sistema</w:t>
+            </w:r>
+          </w:p>
+        </w:tc>
+        <w:tc>
+          <w:tcPr>
+            <w:tcW w:type="dxa" w:w="2160"/>
+          </w:tcPr>
+          <w:p>
+            <w:r>
+              <w:rPr>
+                <w:sz w:val="20"/>
+              </w:rPr>
+              <w:t>**Sí** — validación digital</w:t>
+            </w:r>
+          </w:p>
+        </w:tc>
+      </w:tr>
+      <w:tr>
+        <w:tc>
+          <w:tcPr>
+            <w:tcW w:type="dxa" w:w="2160"/>
+          </w:tcPr>
+          <w:p>
+            <w:r>
+              <w:rPr>
+                <w:sz w:val="20"/>
+              </w:rPr>
+              <w:t>11</w:t>
+            </w:r>
+          </w:p>
+        </w:tc>
+        <w:tc>
+          <w:tcPr>
+            <w:tcW w:type="dxa" w:w="2160"/>
+          </w:tcPr>
+          <w:p>
+            <w:r>
+              <w:rPr>
+                <w:sz w:val="20"/>
+              </w:rPr>
+              <w:t>«La receta en papel se perdió o no se lee»</w:t>
+            </w:r>
+          </w:p>
+        </w:tc>
+        <w:tc>
+          <w:tcPr>
+            <w:tcW w:type="dxa" w:w="2160"/>
+          </w:tcPr>
+          <w:p>
+            <w:r>
+              <w:rPr>
+                <w:sz w:val="20"/>
+              </w:rPr>
+              <w:t>Humedad, manchas, foto borrosa</w:t>
+            </w:r>
+          </w:p>
+        </w:tc>
+        <w:tc>
+          <w:tcPr>
+            <w:tcW w:type="dxa" w:w="2160"/>
+          </w:tcPr>
+          <w:p>
+            <w:r>
+              <w:rPr>
+                <w:sz w:val="20"/>
+              </w:rPr>
+              <w:t>**Sí** — foto/PDF en app</w:t>
+            </w:r>
+          </w:p>
+        </w:tc>
+      </w:tr>
+      <w:tr>
+        <w:tc>
+          <w:tcPr>
+            <w:tcW w:type="dxa" w:w="2160"/>
+          </w:tcPr>
+          <w:p>
+            <w:r>
+              <w:rPr>
+                <w:sz w:val="20"/>
+              </w:rPr>
+              <w:t>12</w:t>
+            </w:r>
+          </w:p>
+        </w:tc>
+        <w:tc>
+          <w:tcPr>
+            <w:tcW w:type="dxa" w:w="2160"/>
+          </w:tcPr>
+          <w:p>
+            <w:r>
+              <w:rPr>
+                <w:sz w:val="20"/>
+              </w:rPr>
+              <w:t>«Si inspeccionan, busco en archivador»</w:t>
+            </w:r>
+          </w:p>
+        </w:tc>
+        <w:tc>
+          <w:tcPr>
+            <w:tcW w:type="dxa" w:w="2160"/>
+          </w:tcPr>
+          <w:p>
+            <w:r>
+              <w:rPr>
+                <w:sz w:val="20"/>
+              </w:rPr>
+              <w:t>Horas perdidas en auditoría</w:t>
+            </w:r>
+          </w:p>
+        </w:tc>
+        <w:tc>
+          <w:tcPr>
+            <w:tcW w:type="dxa" w:w="2160"/>
+          </w:tcPr>
+          <w:p>
+            <w:r>
+              <w:rPr>
+                <w:sz w:val="20"/>
+              </w:rPr>
+              <w:t>**Parcial** — export historial *(formato pendiente asesor)*</w:t>
+            </w:r>
+          </w:p>
+        </w:tc>
+      </w:tr>
+    </w:tbl>
+    <w:p/>
+    <w:p>
+      <w:pPr>
+        <w:pStyle w:val="Heading2"/>
+      </w:pPr>
+      <w:r>
+        <w:t>Pagos (2 dolores)</w:t>
+      </w:r>
+    </w:p>
+    <w:tbl>
+      <w:tblPr>
+        <w:tblStyle w:val="TableGrid"/>
+        <w:tblW w:type="auto" w:w="0"/>
+        <w:tblLook w:firstColumn="1" w:firstRow="1" w:lastColumn="0" w:lastRow="0" w:noHBand="0" w:noVBand="1" w:val="04A0"/>
+      </w:tblPr>
+      <w:tblGrid>
+        <w:gridCol w:w="2160"/>
+        <w:gridCol w:w="2160"/>
+        <w:gridCol w:w="2160"/>
+        <w:gridCol w:w="2160"/>
+      </w:tblGrid>
+      <w:tr>
+        <w:tc>
+          <w:tcPr>
+            <w:tcW w:type="dxa" w:w="2160"/>
+            <w:shd w:fill="1E2A5A"/>
+          </w:tcPr>
+          <w:p>
+            <w:r>
+              <w:rPr>
+                <w:b/>
+                <w:color w:val="FFFFFF"/>
+                <w:sz w:val="20"/>
+              </w:rPr>
+              <w:t>#</w:t>
+            </w:r>
+          </w:p>
+        </w:tc>
+        <w:tc>
+          <w:tcPr>
+            <w:tcW w:type="dxa" w:w="2160"/>
+            <w:shd w:fill="1E2A5A"/>
+          </w:tcPr>
+          <w:p>
+            <w:r>
+              <w:rPr>
+                <w:b/>
+                <w:color w:val="FFFFFF"/>
+                <w:sz w:val="20"/>
+              </w:rPr>
+              <w:t>Lo que el dueño vive</w:t>
+            </w:r>
+          </w:p>
+        </w:tc>
+        <w:tc>
+          <w:tcPr>
+            <w:tcW w:type="dxa" w:w="2160"/>
+            <w:shd w:fill="1E2A5A"/>
+          </w:tcPr>
+          <w:p>
+            <w:r>
+              <w:rPr>
+                <w:b/>
+                <w:color w:val="FFFFFF"/>
+                <w:sz w:val="20"/>
+              </w:rPr>
+              <w:t>Cómo lo vemos en Valencia</w:t>
+            </w:r>
+          </w:p>
+        </w:tc>
+        <w:tc>
+          <w:tcPr>
+            <w:tcW w:type="dxa" w:w="2160"/>
+            <w:shd w:fill="1E2A5A"/>
+          </w:tcPr>
+          <w:p>
+            <w:r>
+              <w:rPr>
+                <w:b/>
+                <w:color w:val="FFFFFF"/>
+                <w:sz w:val="20"/>
+              </w:rPr>
+              <w:t>Zonix</w:t>
+            </w:r>
+          </w:p>
+        </w:tc>
+      </w:tr>
+      <w:tr>
+        <w:tc>
+          <w:tcPr>
+            <w:tcW w:type="dxa" w:w="2160"/>
+          </w:tcPr>
+          <w:p>
+            <w:r>
+              <w:rPr>
+                <w:sz w:val="20"/>
+              </w:rPr>
+              <w:t>13</w:t>
+            </w:r>
+          </w:p>
+        </w:tc>
+        <w:tc>
+          <w:tcPr>
+            <w:tcW w:type="dxa" w:w="2160"/>
+          </w:tcPr>
+          <w:p>
+            <w:r>
+              <w:rPr>
+                <w:sz w:val="20"/>
+              </w:rPr>
+              <w:t>«Conciliar Pago Móvil me toma horas»</w:t>
+            </w:r>
+          </w:p>
+        </w:tc>
+        <w:tc>
+          <w:tcPr>
+            <w:tcW w:type="dxa" w:w="2160"/>
+          </w:tcPr>
+          <w:p>
+            <w:r>
+              <w:rPr>
+                <w:sz w:val="20"/>
+              </w:rPr>
+              <w:t>Capturas en WhatsApp, cuaderno aparte</w:t>
+            </w:r>
+          </w:p>
+        </w:tc>
+        <w:tc>
+          <w:tcPr>
+            <w:tcW w:type="dxa" w:w="2160"/>
+          </w:tcPr>
+          <w:p>
+            <w:r>
+              <w:rPr>
+                <w:sz w:val="20"/>
+              </w:rPr>
+              <w:t>**Sí** — comprobante en flujo</w:t>
+            </w:r>
+          </w:p>
+        </w:tc>
+      </w:tr>
+      <w:tr>
+        <w:tc>
+          <w:tcPr>
+            <w:tcW w:type="dxa" w:w="2160"/>
+          </w:tcPr>
+          <w:p>
+            <w:r>
+              <w:rPr>
+                <w:sz w:val="20"/>
+              </w:rPr>
+              <w:t>14</w:t>
+            </w:r>
+          </w:p>
+        </w:tc>
+        <w:tc>
+          <w:tcPr>
+            <w:tcW w:type="dxa" w:w="2160"/>
+          </w:tcPr>
+          <w:p>
+            <w:r>
+              <w:rPr>
+                <w:sz w:val="20"/>
+              </w:rPr>
+              <w:t>«Transferencia que llega mañana y nadie verifica»</w:t>
+            </w:r>
+          </w:p>
+        </w:tc>
+        <w:tc>
+          <w:tcPr>
+            <w:tcW w:type="dxa" w:w="2160"/>
+          </w:tcPr>
+          <w:p>
+            <w:r>
+              <w:rPr>
+                <w:sz w:val="20"/>
+              </w:rPr>
+              <w:t>Pedido despachado sin pago confirmado</w:t>
+            </w:r>
+          </w:p>
+        </w:tc>
+        <w:tc>
+          <w:tcPr>
+            <w:tcW w:type="dxa" w:w="2160"/>
+          </w:tcPr>
+          <w:p>
+            <w:r>
+              <w:rPr>
+                <w:sz w:val="20"/>
+              </w:rPr>
+              <w:t>**Sí** — estados de pago</w:t>
+            </w:r>
+          </w:p>
+        </w:tc>
+      </w:tr>
+    </w:tbl>
+    <w:p/>
+    <w:p>
+      <w:pPr>
+        <w:pStyle w:val="Heading2"/>
+      </w:pPr>
+      <w:r>
+        <w:t>Delivery (2 dolores)</w:t>
+      </w:r>
+    </w:p>
+    <w:tbl>
+      <w:tblPr>
+        <w:tblStyle w:val="TableGrid"/>
+        <w:tblW w:type="auto" w:w="0"/>
+        <w:tblLook w:firstColumn="1" w:firstRow="1" w:lastColumn="0" w:lastRow="0" w:noHBand="0" w:noVBand="1" w:val="04A0"/>
+      </w:tblPr>
+      <w:tblGrid>
+        <w:gridCol w:w="2160"/>
+        <w:gridCol w:w="2160"/>
+        <w:gridCol w:w="2160"/>
+        <w:gridCol w:w="2160"/>
+      </w:tblGrid>
+      <w:tr>
+        <w:tc>
+          <w:tcPr>
+            <w:tcW w:type="dxa" w:w="2160"/>
+            <w:shd w:fill="1E2A5A"/>
+          </w:tcPr>
+          <w:p>
+            <w:r>
+              <w:rPr>
+                <w:b/>
+                <w:color w:val="FFFFFF"/>
+                <w:sz w:val="20"/>
+              </w:rPr>
+              <w:t>#</w:t>
+            </w:r>
+          </w:p>
+        </w:tc>
+        <w:tc>
+          <w:tcPr>
+            <w:tcW w:type="dxa" w:w="2160"/>
+            <w:shd w:fill="1E2A5A"/>
+          </w:tcPr>
+          <w:p>
+            <w:r>
+              <w:rPr>
+                <w:b/>
+                <w:color w:val="FFFFFF"/>
+                <w:sz w:val="20"/>
+              </w:rPr>
+              <w:t>Lo que el dueño vive</w:t>
+            </w:r>
+          </w:p>
+        </w:tc>
+        <w:tc>
+          <w:tcPr>
+            <w:tcW w:type="dxa" w:w="2160"/>
+            <w:shd w:fill="1E2A5A"/>
+          </w:tcPr>
+          <w:p>
+            <w:r>
+              <w:rPr>
+                <w:b/>
+                <w:color w:val="FFFFFF"/>
+                <w:sz w:val="20"/>
+              </w:rPr>
+              <w:t>Cómo lo vemos en Valencia</w:t>
+            </w:r>
+          </w:p>
+        </w:tc>
+        <w:tc>
+          <w:tcPr>
+            <w:tcW w:type="dxa" w:w="2160"/>
+            <w:shd w:fill="1E2A5A"/>
+          </w:tcPr>
+          <w:p>
+            <w:r>
+              <w:rPr>
+                <w:b/>
+                <w:color w:val="FFFFFF"/>
+                <w:sz w:val="20"/>
+              </w:rPr>
+              <w:t>Zonix</w:t>
+            </w:r>
+          </w:p>
+        </w:tc>
+      </w:tr>
+      <w:tr>
+        <w:tc>
+          <w:tcPr>
+            <w:tcW w:type="dxa" w:w="2160"/>
+          </w:tcPr>
+          <w:p>
+            <w:r>
+              <w:rPr>
+                <w:sz w:val="20"/>
+              </w:rPr>
+              <w:t>15</w:t>
+            </w:r>
+          </w:p>
+        </w:tc>
+        <w:tc>
+          <w:tcPr>
+            <w:tcW w:type="dxa" w:w="2160"/>
+          </w:tcPr>
+          <w:p>
+            <w:r>
+              <w:rPr>
+                <w:sz w:val="20"/>
+              </w:rPr>
+              <w:t>«Mando al muchacho y me quedo solo en mostrador»</w:t>
+            </w:r>
+          </w:p>
+        </w:tc>
+        <w:tc>
+          <w:tcPr>
+            <w:tcW w:type="dxa" w:w="2160"/>
+          </w:tcPr>
+          <w:p>
+            <w:r>
+              <w:rPr>
+                <w:sz w:val="20"/>
+              </w:rPr>
+              <w:t>El Socorro en hora pico</w:t>
+            </w:r>
+          </w:p>
+        </w:tc>
+        <w:tc>
+          <w:tcPr>
+            <w:tcW w:type="dxa" w:w="2160"/>
+          </w:tcPr>
+          <w:p>
+            <w:r>
+              <w:rPr>
+                <w:sz w:val="20"/>
+              </w:rPr>
+              <w:t>**Sí** — partner logístico</w:t>
+            </w:r>
+          </w:p>
+        </w:tc>
+      </w:tr>
+      <w:tr>
+        <w:tc>
+          <w:tcPr>
+            <w:tcW w:type="dxa" w:w="2160"/>
+          </w:tcPr>
+          <w:p>
+            <w:r>
+              <w:rPr>
+                <w:sz w:val="20"/>
+              </w:rPr>
+              <w:t>16</w:t>
+            </w:r>
+          </w:p>
+        </w:tc>
+        <w:tc>
+          <w:tcPr>
+            <w:tcW w:type="dxa" w:w="2160"/>
+          </w:tcPr>
+          <w:p>
+            <w:r>
+              <w:rPr>
+                <w:sz w:val="20"/>
+              </w:rPr>
+              <w:t>«El cliente llama: ¿dónde viene mi pedido?»</w:t>
+            </w:r>
+          </w:p>
+        </w:tc>
+        <w:tc>
+          <w:tcPr>
+            <w:tcW w:type="dxa" w:w="2160"/>
+          </w:tcPr>
+          <w:p>
+            <w:r>
+              <w:rPr>
+                <w:sz w:val="20"/>
+              </w:rPr>
+              <w:t>Sin tracking</w:t>
+            </w:r>
+          </w:p>
+        </w:tc>
+        <w:tc>
+          <w:tcPr>
+            <w:tcW w:type="dxa" w:w="2160"/>
+          </w:tcPr>
+          <w:p>
+            <w:r>
+              <w:rPr>
+                <w:sz w:val="20"/>
+              </w:rPr>
+              <w:t>**Sí** — seguimiento en app</w:t>
+            </w:r>
+          </w:p>
+        </w:tc>
+      </w:tr>
+    </w:tbl>
+    <w:p/>
+    <w:p>
+      <w:pPr>
+        <w:pStyle w:val="Heading2"/>
+      </w:pPr>
+      <w:r>
+        <w:t>Visibilidad y clientela (2 dolores)</w:t>
+      </w:r>
+    </w:p>
+    <w:tbl>
+      <w:tblPr>
+        <w:tblStyle w:val="TableGrid"/>
+        <w:tblW w:type="auto" w:w="0"/>
+        <w:tblLook w:firstColumn="1" w:firstRow="1" w:lastColumn="0" w:lastRow="0" w:noHBand="0" w:noVBand="1" w:val="04A0"/>
+      </w:tblPr>
+      <w:tblGrid>
+        <w:gridCol w:w="2160"/>
+        <w:gridCol w:w="2160"/>
+        <w:gridCol w:w="2160"/>
+        <w:gridCol w:w="2160"/>
+      </w:tblGrid>
+      <w:tr>
+        <w:tc>
+          <w:tcPr>
+            <w:tcW w:type="dxa" w:w="2160"/>
+            <w:shd w:fill="1E2A5A"/>
+          </w:tcPr>
+          <w:p>
+            <w:r>
+              <w:rPr>
+                <w:b/>
+                <w:color w:val="FFFFFF"/>
+                <w:sz w:val="20"/>
+              </w:rPr>
+              <w:t>#</w:t>
+            </w:r>
+          </w:p>
+        </w:tc>
+        <w:tc>
+          <w:tcPr>
+            <w:tcW w:type="dxa" w:w="2160"/>
+            <w:shd w:fill="1E2A5A"/>
+          </w:tcPr>
+          <w:p>
+            <w:r>
+              <w:rPr>
+                <w:b/>
+                <w:color w:val="FFFFFF"/>
+                <w:sz w:val="20"/>
+              </w:rPr>
+              <w:t>Lo que el dueño vive</w:t>
+            </w:r>
+          </w:p>
+        </w:tc>
+        <w:tc>
+          <w:tcPr>
+            <w:tcW w:type="dxa" w:w="2160"/>
+            <w:shd w:fill="1E2A5A"/>
+          </w:tcPr>
+          <w:p>
+            <w:r>
+              <w:rPr>
+                <w:b/>
+                <w:color w:val="FFFFFF"/>
+                <w:sz w:val="20"/>
+              </w:rPr>
+              <w:t>Cómo lo vemos en Valencia</w:t>
+            </w:r>
+          </w:p>
+        </w:tc>
+        <w:tc>
+          <w:tcPr>
+            <w:tcW w:type="dxa" w:w="2160"/>
+            <w:shd w:fill="1E2A5A"/>
+          </w:tcPr>
+          <w:p>
+            <w:r>
+              <w:rPr>
+                <w:b/>
+                <w:color w:val="FFFFFF"/>
+                <w:sz w:val="20"/>
+              </w:rPr>
+              <w:t>Zonix</w:t>
+            </w:r>
+          </w:p>
+        </w:tc>
+      </w:tr>
+      <w:tr>
+        <w:tc>
+          <w:tcPr>
+            <w:tcW w:type="dxa" w:w="2160"/>
+          </w:tcPr>
+          <w:p>
+            <w:r>
+              <w:rPr>
+                <w:sz w:val="20"/>
+              </w:rPr>
+              <w:t>17</w:t>
+            </w:r>
+          </w:p>
+        </w:tc>
+        <w:tc>
+          <w:tcPr>
+            <w:tcW w:type="dxa" w:w="2160"/>
+          </w:tcPr>
+          <w:p>
+            <w:r>
+              <w:rPr>
+                <w:sz w:val="20"/>
+              </w:rPr>
+              <w:t>«A pesar del esfuerzo, casi nadie conoce mi farmacia»</w:t>
+            </w:r>
+          </w:p>
+        </w:tc>
+        <w:tc>
+          <w:tcPr>
+            <w:tcW w:type="dxa" w:w="2160"/>
+          </w:tcPr>
+          <w:p>
+            <w:r>
+              <w:rPr>
+                <w:sz w:val="20"/>
+              </w:rPr>
+              <w:t>Solo fachada como marketing</w:t>
+            </w:r>
+          </w:p>
+        </w:tc>
+        <w:tc>
+          <w:tcPr>
+            <w:tcW w:type="dxa" w:w="2160"/>
+          </w:tcPr>
+          <w:p>
+            <w:r>
+              <w:rPr>
+                <w:sz w:val="20"/>
+              </w:rPr>
+              <w:t>**Parcial** — marketplace + geo</w:t>
+            </w:r>
+          </w:p>
+        </w:tc>
+      </w:tr>
+      <w:tr>
+        <w:tc>
+          <w:tcPr>
+            <w:tcW w:type="dxa" w:w="2160"/>
+          </w:tcPr>
+          <w:p>
+            <w:r>
+              <w:rPr>
+                <w:sz w:val="20"/>
+              </w:rPr>
+              <w:t>18</w:t>
+            </w:r>
+          </w:p>
+        </w:tc>
+        <w:tc>
+          <w:tcPr>
+            <w:tcW w:type="dxa" w:w="2160"/>
+          </w:tcPr>
+          <w:p>
+            <w:r>
+              <w:rPr>
+                <w:sz w:val="20"/>
+              </w:rPr>
+              <w:t>«Paciente crónico no puede venir y pierdo venta mensual»</w:t>
+            </w:r>
+          </w:p>
+        </w:tc>
+        <w:tc>
+          <w:tcPr>
+            <w:tcW w:type="dxa" w:w="2160"/>
+          </w:tcPr>
+          <w:p>
+            <w:r>
+              <w:rPr>
+                <w:sz w:val="20"/>
+              </w:rPr>
+              <w:t>Adulto mayor en Naguanagua</w:t>
+            </w:r>
+          </w:p>
+        </w:tc>
+        <w:tc>
+          <w:tcPr>
+            <w:tcW w:type="dxa" w:w="2160"/>
+          </w:tcPr>
+          <w:p>
+            <w:r>
+              <w:rPr>
+                <w:sz w:val="20"/>
+              </w:rPr>
+              <w:t>**Sí** — delivery o pickup coordinado</w:t>
+            </w:r>
+          </w:p>
+        </w:tc>
+      </w:tr>
+    </w:tbl>
+    <w:p/>
+    <w:p>
+      <w:pPr>
+        <w:pStyle w:val="Heading2"/>
+      </w:pPr>
+      <w:r>
+        <w:t>Lo que Zonix **no** promete en piloto (honestidad)</w:t>
+      </w:r>
+    </w:p>
+    <w:p>
+      <w:r>
+        <w:t xml:space="preserve">Estos dolores aparecen en calle pero </w:t>
+      </w:r>
+      <w:r>
+        <w:rPr>
+          <w:b/>
+        </w:rPr>
+        <w:t>quedan fuera del año 1</w:t>
+      </w:r>
+      <w:r>
+        <w:t xml:space="preserve"> — no venderlos a Gabriel ni a farmacias:</w:t>
+      </w:r>
+    </w:p>
+    <w:p>
+      <w:r>
+        <w:t>- Comparador de precios entre droguerías (P47 del banco interno).</w:t>
+      </w:r>
+    </w:p>
+    <w:p>
+      <w:r>
+        <w:t>- Inventario en tiempo real y alertas de vencimiento (P44–P46).</w:t>
+      </w:r>
+    </w:p>
+    <w:p>
+      <w:r>
+        <w:t>- Financiamiento o crédito al dueño (P56–P59).</w:t>
+      </w:r>
+    </w:p>
+    <w:p>
+      <w:r>
+        <w:t>- ERP contable / SENIAT integrado (P61).</w:t>
+      </w:r>
+    </w:p>
+    <w:p>
+      <w:r>
+        <w:t>- Resolver migración de personal farmacéutico (P85).</w:t>
+      </w:r>
+    </w:p>
+    <w:p>
+      <w:r>
+        <w:t>Prometerlos destruye confianza en consultoría y en due diligence.</w:t>
+      </w:r>
+    </w:p>
+    <w:p>
+      <w:r>
+        <w:t>────────────────────────────────────────</w:t>
+      </w:r>
+    </w:p>
+    <w:p>
+      <w:pPr>
+        <w:pStyle w:val="Heading1"/>
+      </w:pPr>
+      <w:r>
+        <w:t>Guía de discovery en calle (Fase 0)</w:t>
+      </w:r>
+    </w:p>
+    <w:p>
+      <w:pPr>
+        <w:pStyle w:val="Heading2"/>
+      </w:pPr>
+      <w:r>
+        <w:t>Por qué salir antes del Day-D</w:t>
+      </w:r>
+    </w:p>
+    <w:p>
+      <w:r>
+        <w:t xml:space="preserve">El founder debe confirmar </w:t>
+      </w:r>
+      <w:r>
+        <w:rPr>
+          <w:b/>
+        </w:rPr>
+        <w:t>en persona</w:t>
+      </w:r>
+      <w:r>
+        <w:t xml:space="preserve"> que el dolor existe </w:t>
+      </w:r>
+      <w:r>
+        <w:rPr>
+          <w:b/>
+        </w:rPr>
+        <w:t>antes</w:t>
+      </w:r>
+      <w:r>
+        <w:t xml:space="preserve"> de escalar vendedores, publicidad o funciones nuevas. No se valida con encuestas online ni con entusiasmo de conocidos.</w:t>
+      </w:r>
+    </w:p>
+    <w:tbl>
+      <w:tblPr>
+        <w:tblStyle w:val="TableGrid"/>
+        <w:tblW w:type="auto" w:w="0"/>
+        <w:tblLook w:firstColumn="1" w:firstRow="1" w:lastColumn="0" w:lastRow="0" w:noHBand="0" w:noVBand="1" w:val="04A0"/>
+      </w:tblPr>
+      <w:tblGrid>
+        <w:gridCol w:w="2880"/>
+        <w:gridCol w:w="2880"/>
+        <w:gridCol w:w="2880"/>
+      </w:tblGrid>
+      <w:tr>
+        <w:tc>
+          <w:tcPr>
+            <w:tcW w:type="dxa" w:w="2880"/>
+            <w:shd w:fill="1E2A5A"/>
+          </w:tcPr>
+          <w:p>
+            <w:r>
+              <w:rPr>
+                <w:b/>
+                <w:color w:val="FFFFFF"/>
+                <w:sz w:val="20"/>
+              </w:rPr>
+              <w:t>Qué se valida</w:t>
+            </w:r>
+          </w:p>
+        </w:tc>
+        <w:tc>
+          <w:tcPr>
+            <w:tcW w:type="dxa" w:w="2880"/>
+            <w:shd w:fill="1E2A5A"/>
+          </w:tcPr>
+          <w:p>
+            <w:r>
+              <w:rPr>
+                <w:b/>
+                <w:color w:val="FFFFFF"/>
+                <w:sz w:val="20"/>
+              </w:rPr>
+              <w:t>Hipótesis</w:t>
+            </w:r>
+          </w:p>
+        </w:tc>
+        <w:tc>
+          <w:tcPr>
+            <w:tcW w:type="dxa" w:w="2880"/>
+            <w:shd w:fill="1E2A5A"/>
+          </w:tcPr>
+          <w:p>
+            <w:r>
+              <w:rPr>
+                <w:b/>
+                <w:color w:val="FFFFFF"/>
+                <w:sz w:val="20"/>
+              </w:rPr>
+              <w:t>Señal de pivot</w:t>
+            </w:r>
+          </w:p>
+        </w:tc>
+      </w:tr>
+      <w:tr>
+        <w:tc>
+          <w:tcPr>
+            <w:tcW w:type="dxa" w:w="2880"/>
+          </w:tcPr>
+          <w:p>
+            <w:r>
+              <w:rPr>
+                <w:sz w:val="20"/>
+              </w:rPr>
+              <w:t>Problema</w:t>
+            </w:r>
+          </w:p>
+        </w:tc>
+        <w:tc>
+          <w:tcPr>
+            <w:tcW w:type="dxa" w:w="2880"/>
+          </w:tcPr>
+          <w:p>
+            <w:r>
+              <w:rPr>
+                <w:sz w:val="20"/>
+              </w:rPr>
+              <w:t>Dueño independiente pierde ventas/horas por WhatsApp, Rx sin trazabilidad, conciliación manual</w:t>
+            </w:r>
+          </w:p>
+        </w:tc>
+        <w:tc>
+          <w:tcPr>
+            <w:tcW w:type="dxa" w:w="2880"/>
+          </w:tcPr>
+          <w:p>
+            <w:r>
+              <w:rPr>
+                <w:sz w:val="20"/>
+              </w:rPr>
+              <w:t>≥2/3 entrevistas sin dolor → revisar segmento</w:t>
+            </w:r>
+          </w:p>
+        </w:tc>
+      </w:tr>
+      <w:tr>
+        <w:tc>
+          <w:tcPr>
+            <w:tcW w:type="dxa" w:w="2880"/>
+          </w:tcPr>
+          <w:p>
+            <w:r>
+              <w:rPr>
+                <w:sz w:val="20"/>
+              </w:rPr>
+              <w:t>Segmento</w:t>
+            </w:r>
+          </w:p>
+        </w:tc>
+        <w:tc>
+          <w:tcPr>
+            <w:tcW w:type="dxa" w:w="2880"/>
+          </w:tcPr>
+          <w:p>
+            <w:r>
+              <w:rPr>
+                <w:sz w:val="20"/>
+              </w:rPr>
+              <w:t>Valencia (Bella Florida / El Socorro / San Diego) es beachhead correcto</w:t>
+            </w:r>
+          </w:p>
+        </w:tc>
+        <w:tc>
+          <w:tcPr>
+            <w:tcW w:type="dxa" w:w="2880"/>
+          </w:tcPr>
+          <w:p>
+            <w:r>
+              <w:rPr>
+                <w:sz w:val="20"/>
+              </w:rPr>
+              <w:t>Dolor solo en cadenas u otra zona</w:t>
+            </w:r>
+          </w:p>
+        </w:tc>
+      </w:tr>
+      <w:tr>
+        <w:tc>
+          <w:tcPr>
+            <w:tcW w:type="dxa" w:w="2880"/>
+          </w:tcPr>
+          <w:p>
+            <w:r>
+              <w:rPr>
+                <w:sz w:val="20"/>
+              </w:rPr>
+              <w:t>Propuesta</w:t>
+            </w:r>
+          </w:p>
+        </w:tc>
+        <w:tc>
+          <w:tcPr>
+            <w:tcW w:type="dxa" w:w="2880"/>
+          </w:tcPr>
+          <w:p>
+            <w:r>
+              <w:rPr>
+                <w:sz w:val="20"/>
+              </w:rPr>
+              <w:t>«Costo total menor vs agregador» pesa más que «modernidad»</w:t>
+            </w:r>
+          </w:p>
+        </w:tc>
+        <w:tc>
+          <w:tcPr>
+            <w:tcW w:type="dxa" w:w="2880"/>
+          </w:tcPr>
+          <w:p>
+            <w:r>
+              <w:rPr>
+                <w:sz w:val="20"/>
+              </w:rPr>
+              <w:t>Priorizan otro beneficio → ajustar pitch</w:t>
+            </w:r>
+          </w:p>
+        </w:tc>
+      </w:tr>
+      <w:tr>
+        <w:tc>
+          <w:tcPr>
+            <w:tcW w:type="dxa" w:w="2880"/>
+          </w:tcPr>
+          <w:p>
+            <w:r>
+              <w:rPr>
+                <w:sz w:val="20"/>
+              </w:rPr>
+              <w:t>Pricing</w:t>
+            </w:r>
+          </w:p>
+        </w:tc>
+        <w:tc>
+          <w:tcPr>
+            <w:tcW w:type="dxa" w:w="2880"/>
+          </w:tcPr>
+          <w:p>
+            <w:r>
+              <w:rPr>
+                <w:sz w:val="20"/>
+              </w:rPr>
+              <w:t>Cuota 25/40/55 + % es aceptable</w:t>
+            </w:r>
+          </w:p>
+        </w:tc>
+        <w:tc>
+          <w:tcPr>
+            <w:tcW w:type="dxa" w:w="2880"/>
+          </w:tcPr>
+          <w:p>
+            <w:r>
+              <w:rPr>
+                <w:sz w:val="20"/>
+              </w:rPr>
+              <w:t>≥2/3 rechazan Pro → escalar a founder</w:t>
+            </w:r>
+          </w:p>
+        </w:tc>
+      </w:tr>
+    </w:tbl>
+    <w:p/>
+    <w:p>
+      <w:pPr>
+        <w:pStyle w:val="Heading2"/>
+      </w:pPr>
+      <w:r>
+        <w:t>Reglas de entrevista (no negociables)</w:t>
+      </w:r>
+    </w:p>
+    <w:p>
+      <w:r>
+        <w:t xml:space="preserve">1. </w:t>
+      </w:r>
+      <w:r>
+        <w:rPr>
+          <w:b/>
+        </w:rPr>
+        <w:t>No mencionar Zonix</w:t>
+      </w:r>
+      <w:r>
+        <w:t xml:space="preserve"> hasta terminar preguntas de descubrimiento.</w:t>
+      </w:r>
+    </w:p>
+    <w:p>
+      <w:r>
+        <w:t xml:space="preserve">2. Preguntar </w:t>
+      </w:r>
+      <w:r>
+        <w:rPr>
+          <w:b/>
+        </w:rPr>
+        <w:t>hechos pasados</w:t>
+      </w:r>
+      <w:r>
+        <w:t xml:space="preserve"> («¿cuántos pedidos por WhatsApp la semana pasada?»), nunca «¿usarías una app?».</w:t>
+      </w:r>
+    </w:p>
+    <w:p>
+      <w:r>
+        <w:t xml:space="preserve">3. </w:t>
+      </w:r>
+      <w:r>
+        <w:rPr>
+          <w:b/>
+        </w:rPr>
+        <w:t>Registrar citas textuales</w:t>
+      </w:r>
+      <w:r>
+        <w:t xml:space="preserve"> — la minuta vale más que la impresión.</w:t>
+      </w:r>
+    </w:p>
+    <w:p>
+      <w:r>
+        <w:t xml:space="preserve">4. Los cumplidos no son validación; los </w:t>
+      </w:r>
+      <w:r>
+        <w:rPr>
+          <w:b/>
+        </w:rPr>
+        <w:t>números</w:t>
+      </w:r>
+      <w:r>
+        <w:t xml:space="preserve"> sí.</w:t>
+      </w:r>
+    </w:p>
+    <w:p>
+      <w:r>
+        <w:t xml:space="preserve">5. </w:t>
+      </w:r>
+      <w:r>
+        <w:rPr>
+          <w:b/>
+        </w:rPr>
+        <w:t>No vender en la primera visita.</w:t>
+      </w:r>
+      <w:r>
+        <w:t xml:space="preserve"> Brochure solo si el dueño lo pide al salir.</w:t>
+      </w:r>
+    </w:p>
+    <w:p>
+      <w:r>
+        <w:t xml:space="preserve">6. La IA / el equipo </w:t>
+      </w:r>
+      <w:r>
+        <w:rPr>
+          <w:b/>
+        </w:rPr>
+        <w:t>no inventa</w:t>
+      </w:r>
+      <w:r>
+        <w:t xml:space="preserve"> respuestas — solo se vuelca lo que el dueño dijo.</w:t>
+      </w:r>
+    </w:p>
+    <w:p>
+      <w:pPr>
+        <w:pStyle w:val="Heading2"/>
+      </w:pPr>
+      <w:r>
+        <w:t>Guion de 10–15 minutos (sin pitch)</w:t>
+      </w:r>
+    </w:p>
+    <w:p>
+      <w:r/>
+      <w:r>
+        <w:rPr>
+          <w:b/>
+        </w:rPr>
+        <w:t>Apertura (1 min):</w:t>
+      </w:r>
+      <w:r/>
+    </w:p>
+    <w:p>
+      <w:r>
+        <w:rPr>
+          <w:i/>
+        </w:rPr>
+        <w:t>«Buenos días. Estoy haciendo un estudio sobre cómo operan las farmacias de la zona con pedidos y pagos digitales. ¿Me regala 10 minutos? No vengo a vender nada hoy.»</w:t>
+      </w:r>
+    </w:p>
+    <w:p>
+      <w:r/>
+      <w:r>
+        <w:rPr>
+          <w:b/>
+        </w:rPr>
+        <w:t>5 preguntas core:</w:t>
+      </w:r>
+      <w:r/>
+    </w:p>
+    <w:tbl>
+      <w:tblPr>
+        <w:tblStyle w:val="TableGrid"/>
+        <w:tblW w:type="auto" w:w="0"/>
+        <w:tblLook w:firstColumn="1" w:firstRow="1" w:lastColumn="0" w:lastRow="0" w:noHBand="0" w:noVBand="1" w:val="04A0"/>
+      </w:tblPr>
+      <w:tblGrid>
+        <w:gridCol w:w="2880"/>
+        <w:gridCol w:w="2880"/>
+        <w:gridCol w:w="2880"/>
+      </w:tblGrid>
+      <w:tr>
+        <w:tc>
+          <w:tcPr>
+            <w:tcW w:type="dxa" w:w="2880"/>
+            <w:shd w:fill="1E2A5A"/>
+          </w:tcPr>
+          <w:p>
+            <w:r>
+              <w:rPr>
+                <w:b/>
+                <w:color w:val="FFFFFF"/>
+                <w:sz w:val="20"/>
+              </w:rPr>
+              <w:t>#</w:t>
+            </w:r>
+          </w:p>
+        </w:tc>
+        <w:tc>
+          <w:tcPr>
+            <w:tcW w:type="dxa" w:w="2880"/>
+            <w:shd w:fill="1E2A5A"/>
+          </w:tcPr>
+          <w:p>
+            <w:r>
+              <w:rPr>
+                <w:b/>
+                <w:color w:val="FFFFFF"/>
+                <w:sz w:val="20"/>
+              </w:rPr>
+              <w:t>Pregunta</w:t>
+            </w:r>
+          </w:p>
+        </w:tc>
+        <w:tc>
+          <w:tcPr>
+            <w:tcW w:type="dxa" w:w="2880"/>
+            <w:shd w:fill="1E2A5A"/>
+          </w:tcPr>
+          <w:p>
+            <w:r>
+              <w:rPr>
+                <w:b/>
+                <w:color w:val="FFFFFF"/>
+                <w:sz w:val="20"/>
+              </w:rPr>
+              <w:t>Qué dolor explora</w:t>
+            </w:r>
+          </w:p>
+        </w:tc>
+      </w:tr>
+      <w:tr>
+        <w:tc>
+          <w:tcPr>
+            <w:tcW w:type="dxa" w:w="2880"/>
+          </w:tcPr>
+          <w:p>
+            <w:r>
+              <w:rPr>
+                <w:sz w:val="20"/>
+              </w:rPr>
+              <w:t>1</w:t>
+            </w:r>
+          </w:p>
+        </w:tc>
+        <w:tc>
+          <w:tcPr>
+            <w:tcW w:type="dxa" w:w="2880"/>
+          </w:tcPr>
+          <w:p>
+            <w:r>
+              <w:rPr>
+                <w:sz w:val="20"/>
+              </w:rPr>
+              <w:t>¿Cuántos pedidos por **WhatsApp o teléfono** recibió la semana pasada? ¿Quién los anota?</w:t>
+            </w:r>
+          </w:p>
+        </w:tc>
+        <w:tc>
+          <w:tcPr>
+            <w:tcW w:type="dxa" w:w="2880"/>
+          </w:tcPr>
+          <w:p>
+            <w:r>
+              <w:rPr>
+                <w:sz w:val="20"/>
+              </w:rPr>
+              <w:t>Pedidos manuales</w:t>
+            </w:r>
+          </w:p>
+        </w:tc>
+      </w:tr>
+      <w:tr>
+        <w:tc>
+          <w:tcPr>
+            <w:tcW w:type="dxa" w:w="2880"/>
+          </w:tcPr>
+          <w:p>
+            <w:r>
+              <w:rPr>
+                <w:sz w:val="20"/>
+              </w:rPr>
+              <w:t>2</w:t>
+            </w:r>
+          </w:p>
+        </w:tc>
+        <w:tc>
+          <w:tcPr>
+            <w:tcW w:type="dxa" w:w="2880"/>
+          </w:tcPr>
+          <w:p>
+            <w:r>
+              <w:rPr>
+                <w:sz w:val="20"/>
+              </w:rPr>
+              <w:t>¿Cuánto tiempo le tomó ayer **conciliar Pago Móvil / transferencias**?</w:t>
+            </w:r>
+          </w:p>
+        </w:tc>
+        <w:tc>
+          <w:tcPr>
+            <w:tcW w:type="dxa" w:w="2880"/>
+          </w:tcPr>
+          <w:p>
+            <w:r>
+              <w:rPr>
+                <w:sz w:val="20"/>
+              </w:rPr>
+              <w:t>Horas administrativas</w:t>
+            </w:r>
+          </w:p>
+        </w:tc>
+      </w:tr>
+      <w:tr>
+        <w:tc>
+          <w:tcPr>
+            <w:tcW w:type="dxa" w:w="2880"/>
+          </w:tcPr>
+          <w:p>
+            <w:r>
+              <w:rPr>
+                <w:sz w:val="20"/>
+              </w:rPr>
+              <w:t>3</w:t>
+            </w:r>
+          </w:p>
+        </w:tc>
+        <w:tc>
+          <w:tcPr>
+            <w:tcW w:type="dxa" w:w="2880"/>
+          </w:tcPr>
+          <w:p>
+            <w:r>
+              <w:rPr>
+                <w:sz w:val="20"/>
+              </w:rPr>
+              <w:t>La última vez que un cliente pidió algo **sin stock** o fuera de su radio, ¿qué pasó con esa venta?</w:t>
+            </w:r>
+          </w:p>
+        </w:tc>
+        <w:tc>
+          <w:tcPr>
+            <w:tcW w:type="dxa" w:w="2880"/>
+          </w:tcPr>
+          <w:p>
+            <w:r>
+              <w:rPr>
+                <w:sz w:val="20"/>
+              </w:rPr>
+              <w:t>Ventas perdidas</w:t>
+            </w:r>
+          </w:p>
+        </w:tc>
+      </w:tr>
+      <w:tr>
+        <w:tc>
+          <w:tcPr>
+            <w:tcW w:type="dxa" w:w="2880"/>
+          </w:tcPr>
+          <w:p>
+            <w:r>
+              <w:rPr>
+                <w:sz w:val="20"/>
+              </w:rPr>
+              <w:t>4</w:t>
+            </w:r>
+          </w:p>
+        </w:tc>
+        <w:tc>
+          <w:tcPr>
+            <w:tcW w:type="dxa" w:w="2880"/>
+          </w:tcPr>
+          <w:p>
+            <w:r>
+              <w:rPr>
+                <w:sz w:val="20"/>
+              </w:rPr>
+              <w:t>¿Está o estuvo en **PedidosYa** u otro agregador? ¿Cuánto pagó de comisión el mes pasado? ¿Por qué sigue / se salió?</w:t>
+            </w:r>
+          </w:p>
+        </w:tc>
+        <w:tc>
+          <w:tcPr>
+            <w:tcW w:type="dxa" w:w="2880"/>
+          </w:tcPr>
+          <w:p>
+            <w:r>
+              <w:rPr>
+                <w:sz w:val="20"/>
+              </w:rPr>
+              <w:t>Costo de canal</w:t>
+            </w:r>
+          </w:p>
+        </w:tc>
+      </w:tr>
+      <w:tr>
+        <w:tc>
+          <w:tcPr>
+            <w:tcW w:type="dxa" w:w="2880"/>
+          </w:tcPr>
+          <w:p>
+            <w:r>
+              <w:rPr>
+                <w:sz w:val="20"/>
+              </w:rPr>
+              <w:t>5</w:t>
+            </w:r>
+          </w:p>
+        </w:tc>
+        <w:tc>
+          <w:tcPr>
+            <w:tcW w:type="dxa" w:w="2880"/>
+          </w:tcPr>
+          <w:p>
+            <w:r>
+              <w:rPr>
+                <w:sz w:val="20"/>
+              </w:rPr>
+              <w:t>¿Cómo **valida recetas** hoy? Si hay reclamo o inspección, ¿qué registro tiene?</w:t>
+            </w:r>
+          </w:p>
+        </w:tc>
+        <w:tc>
+          <w:tcPr>
+            <w:tcW w:type="dxa" w:w="2880"/>
+          </w:tcPr>
+          <w:p>
+            <w:r>
+              <w:rPr>
+                <w:sz w:val="20"/>
+              </w:rPr>
+              <w:t>Rx sin trazabilidad</w:t>
+            </w:r>
+          </w:p>
+        </w:tc>
+      </w:tr>
+    </w:tbl>
+    <w:p/>
+    <w:p>
+      <w:r/>
+      <w:r>
+        <w:rPr>
+          <w:b/>
+        </w:rPr>
+        <w:t>Profundización (si fluye):</w:t>
+      </w:r>
+      <w:r/>
+    </w:p>
+    <w:p>
+      <w:r>
+        <w:t xml:space="preserve">- ¿Cuál fue el </w:t>
+      </w:r>
+      <w:r>
+        <w:rPr>
+          <w:b/>
+        </w:rPr>
+        <w:t>peor día operativo</w:t>
+      </w:r>
+      <w:r>
+        <w:t xml:space="preserve"> del último mes?</w:t>
+      </w:r>
+    </w:p>
+    <w:p>
+      <w:r>
+        <w:t xml:space="preserve">- ¿Qué ha </w:t>
+      </w:r>
+      <w:r>
+        <w:rPr>
+          <w:b/>
+        </w:rPr>
+        <w:t>intentado ya</w:t>
+      </w:r>
+      <w:r>
+        <w:t xml:space="preserve"> para resolver eso? ¿Cuánto le costó?</w:t>
+      </w:r>
+    </w:p>
+    <w:p>
+      <w:r>
+        <w:t xml:space="preserve">- ¿Qué le </w:t>
+      </w:r>
+      <w:r>
+        <w:rPr>
+          <w:b/>
+        </w:rPr>
+        <w:t>preocupa</w:t>
+      </w:r>
+      <w:r>
+        <w:t xml:space="preserve"> que le pase a la farmacia el próximo año?</w:t>
+      </w:r>
+    </w:p>
+    <w:p>
+      <w:r>
+        <w:t xml:space="preserve">- ¿Quién más </w:t>
+      </w:r>
+      <w:r>
+        <w:rPr>
+          <w:b/>
+        </w:rPr>
+        <w:t>decide</w:t>
+      </w:r>
+      <w:r>
+        <w:t xml:space="preserve"> si entra una herramienta nueva?</w:t>
+      </w:r>
+    </w:p>
+    <w:p>
+      <w:r/>
+      <w:r>
+        <w:rPr>
+          <w:b/>
+        </w:rPr>
+        <w:t>Cierre:</w:t>
+      </w:r>
+      <w:r/>
+    </w:p>
+    <w:p>
+      <w:r>
+        <w:rPr>
+          <w:i/>
+        </w:rPr>
+        <w:t>«Gracias. ¿Le puedo dejar mi tarjeta y volver con algo concreto si encaja con lo que me contó?»</w:t>
+      </w:r>
+    </w:p>
+    <w:p>
+      <w:pPr>
+        <w:pStyle w:val="Heading2"/>
+      </w:pPr>
+      <w:r>
+        <w:t>Plantilla de minuta (una por farmacia)</w:t>
+      </w:r>
+    </w:p>
+    <w:p>
+      <w:r>
+        <w:t>```text</w:t>
+      </w:r>
+    </w:p>
+    <w:p>
+      <w:r>
+        <w:t>Farmacia: ____________  Zona: ____________  Fecha: ____________</w:t>
+      </w:r>
+    </w:p>
+    <w:p>
+      <w:r>
+        <w:t>Entrevistado (rol): dueño / regente / encargado</w:t>
+      </w:r>
+    </w:p>
+    <w:p>
+      <w:r>
+        <w:t>1. Pedidos WhatsApp/tel semana pasada: ___  ¿Quién anota?: ____________</w:t>
+      </w:r>
+    </w:p>
+    <w:p>
+      <w:r>
+        <w:t>2. Tiempo conciliación pagos ayer: ___ h    Método: ____________</w:t>
+      </w:r>
+    </w:p>
+    <w:p>
+      <w:r>
+        <w:t>3. Última venta perdida (stock/radio): ____________</w:t>
+      </w:r>
+    </w:p>
+    <w:p>
+      <w:r>
+        <w:t>4. Agregador (PedidosYa/otro): sí/no  Comisión mes pasado: USD ___  Motivo: ____________</w:t>
+      </w:r>
+    </w:p>
+    <w:p>
+      <w:r>
+        <w:t>5. Validación Rx hoy: ____________  Registro ante reclamo: ____________</w:t>
+      </w:r>
+    </w:p>
+    <w:p>
+      <w:r>
+        <w:t>Citas textuales (2–3):</w:t>
+      </w:r>
+    </w:p>
+    <w:p>
+      <w:r>
+        <w:t>- "____________"</w:t>
+      </w:r>
+    </w:p>
+    <w:p>
+      <w:r>
+        <w:t>- "____________"</w:t>
+      </w:r>
+    </w:p>
+    <w:p>
+      <w:r>
+        <w:t>Dolor dominante (1 línea): ____________</w:t>
+      </w:r>
+    </w:p>
+    <w:p>
+      <w:r>
+        <w:t>Interés en seguir conversando: alto / medio / nulo</w:t>
+      </w:r>
+    </w:p>
+    <w:p>
+      <w:r>
+        <w:t>```</w:t>
+      </w:r>
+    </w:p>
+    <w:p>
+      <w:pPr>
+        <w:pStyle w:val="Heading2"/>
+      </w:pPr>
+      <w:r>
+        <w:t>Pricing en segunda visita (solo si hubo dolor confirmado)</w:t>
+      </w:r>
+    </w:p>
+    <w:tbl>
+      <w:tblPr>
+        <w:tblStyle w:val="TableGrid"/>
+        <w:tblW w:type="auto" w:w="0"/>
+        <w:tblLook w:firstColumn="1" w:firstRow="1" w:lastColumn="0" w:lastRow="0" w:noHBand="0" w:noVBand="1" w:val="04A0"/>
+      </w:tblPr>
+      <w:tblGrid>
+        <w:gridCol w:w="2880"/>
+        <w:gridCol w:w="2880"/>
+        <w:gridCol w:w="2880"/>
+      </w:tblGrid>
+      <w:tr>
+        <w:tc>
+          <w:tcPr>
+            <w:tcW w:type="dxa" w:w="2880"/>
+            <w:shd w:fill="1E2A5A"/>
+          </w:tcPr>
+          <w:p>
+            <w:r>
+              <w:rPr>
+                <w:b/>
+                <w:color w:val="FFFFFF"/>
+                <w:sz w:val="20"/>
+              </w:rPr>
+              <w:t>Paso</w:t>
+            </w:r>
+          </w:p>
+        </w:tc>
+        <w:tc>
+          <w:tcPr>
+            <w:tcW w:type="dxa" w:w="2880"/>
+            <w:shd w:fill="1E2A5A"/>
+          </w:tcPr>
+          <w:p>
+            <w:r>
+              <w:rPr>
+                <w:b/>
+                <w:color w:val="FFFFFF"/>
+                <w:sz w:val="20"/>
+              </w:rPr>
+              <w:t>Guion</w:t>
+            </w:r>
+          </w:p>
+        </w:tc>
+        <w:tc>
+          <w:tcPr>
+            <w:tcW w:type="dxa" w:w="2880"/>
+            <w:shd w:fill="1E2A5A"/>
+          </w:tcPr>
+          <w:p>
+            <w:r>
+              <w:rPr>
+                <w:b/>
+                <w:color w:val="FFFFFF"/>
+                <w:sz w:val="20"/>
+              </w:rPr>
+              <w:t>Registrar</w:t>
+            </w:r>
+          </w:p>
+        </w:tc>
+      </w:tr>
+      <w:tr>
+        <w:tc>
+          <w:tcPr>
+            <w:tcW w:type="dxa" w:w="2880"/>
+          </w:tcPr>
+          <w:p>
+            <w:r>
+              <w:rPr>
+                <w:sz w:val="20"/>
+              </w:rPr>
+              <w:t>1</w:t>
+            </w:r>
+          </w:p>
+        </w:tc>
+        <w:tc>
+          <w:tcPr>
+            <w:tcW w:type="dxa" w:w="2880"/>
+          </w:tcPr>
+          <w:p>
+            <w:r>
+              <w:rPr>
+                <w:sz w:val="20"/>
+              </w:rPr>
+              <w:t>«Con el volumen que me comentó (~USD X/mes), hoy en agregador pagaría ~25–35% — ¿cuánto fue la última factura real?»</w:t>
+            </w:r>
+          </w:p>
+        </w:tc>
+        <w:tc>
+          <w:tcPr>
+            <w:tcW w:type="dxa" w:w="2880"/>
+          </w:tcPr>
+          <w:p>
+            <w:r>
+              <w:rPr>
+                <w:sz w:val="20"/>
+              </w:rPr>
+              <w:t>GMV + comisión actual</w:t>
+            </w:r>
+          </w:p>
+        </w:tc>
+      </w:tr>
+      <w:tr>
+        <w:tc>
+          <w:tcPr>
+            <w:tcW w:type="dxa" w:w="2880"/>
+          </w:tcPr>
+          <w:p>
+            <w:r>
+              <w:rPr>
+                <w:sz w:val="20"/>
+              </w:rPr>
+              <w:t>2</w:t>
+            </w:r>
+          </w:p>
+        </w:tc>
+        <w:tc>
+          <w:tcPr>
+            <w:tcW w:type="dxa" w:w="2880"/>
+          </w:tcPr>
+          <w:p>
+            <w:r>
+              <w:rPr>
+                <w:sz w:val="20"/>
+              </w:rPr>
+              <w:t>«Nuestro modelo es **cuota fija + % bajo sobre ventas en app**: Basic **25**, Pro **40**, Enterprise **55** USD/mes. Con **USD 5.000** en app, Pro sería **~USD 80/mes** vs **~USD 1.250–1.750** en agregador — ¿le cierra el orden de magnitud?»</w:t>
+            </w:r>
+          </w:p>
+        </w:tc>
+        <w:tc>
+          <w:tcPr>
+            <w:tcW w:type="dxa" w:w="2880"/>
+          </w:tcPr>
+          <w:p>
+            <w:r>
+              <w:rPr>
+                <w:sz w:val="20"/>
+              </w:rPr>
+              <w:t>Reacción</w:t>
+            </w:r>
+          </w:p>
+        </w:tc>
+      </w:tr>
+      <w:tr>
+        <w:tc>
+          <w:tcPr>
+            <w:tcW w:type="dxa" w:w="2880"/>
+          </w:tcPr>
+          <w:p>
+            <w:r>
+              <w:rPr>
+                <w:sz w:val="20"/>
+              </w:rPr>
+              <w:t>3</w:t>
+            </w:r>
+          </w:p>
+        </w:tc>
+        <w:tc>
+          <w:tcPr>
+            <w:tcW w:type="dxa" w:w="2880"/>
+          </w:tcPr>
+          <w:p>
+            <w:r>
+              <w:rPr>
+                <w:sz w:val="20"/>
+              </w:rPr>
+              <w:t>«Primeras **10 farmacias piloto**: **cuota USD 0 meses 1–2** (ventas se miden igual). ¿Cambia su decisión de probar?»</w:t>
+            </w:r>
+          </w:p>
+        </w:tc>
+        <w:tc>
+          <w:tcPr>
+            <w:tcW w:type="dxa" w:w="2880"/>
+          </w:tcPr>
+          <w:p>
+            <w:r>
+              <w:rPr>
+                <w:sz w:val="20"/>
+              </w:rPr>
+              <w:t>Sí/No + objeción</w:t>
+            </w:r>
+          </w:p>
+        </w:tc>
+      </w:tr>
+      <w:tr>
+        <w:tc>
+          <w:tcPr>
+            <w:tcW w:type="dxa" w:w="2880"/>
+          </w:tcPr>
+          <w:p>
+            <w:r>
+              <w:rPr>
+                <w:sz w:val="20"/>
+              </w:rPr>
+              <w:t>4</w:t>
+            </w:r>
+          </w:p>
+        </w:tc>
+        <w:tc>
+          <w:tcPr>
+            <w:tcW w:type="dxa" w:w="2880"/>
+          </w:tcPr>
+          <w:p>
+            <w:r>
+              <w:rPr>
+                <w:sz w:val="20"/>
+              </w:rPr>
+              <w:t>«¿Qué tendría que pasar en **30 días** para que valga la pena vs seguir solo WhatsApp?»</w:t>
+            </w:r>
+          </w:p>
+        </w:tc>
+        <w:tc>
+          <w:tcPr>
+            <w:tcW w:type="dxa" w:w="2880"/>
+          </w:tcPr>
+          <w:p>
+            <w:r>
+              <w:rPr>
+                <w:sz w:val="20"/>
+              </w:rPr>
+              <w:t>Métrica de éxito del dueño</w:t>
+            </w:r>
+          </w:p>
+        </w:tc>
+      </w:tr>
+    </w:tbl>
+    <w:p/>
+    <w:p>
+      <w:r/>
+      <w:r>
+        <w:rPr>
+          <w:b/>
+        </w:rPr>
+        <w:t>Umbral:</w:t>
+      </w:r>
+      <w:r>
+        <w:t xml:space="preserve"> ≥3 reacciones documentadas antes Day-D. Si ≥2/3 rechazan Pro → escalar a founder.</w:t>
+      </w:r>
+    </w:p>
+    <w:p>
+      <w:pPr>
+        <w:pStyle w:val="Heading2"/>
+      </w:pPr>
+      <w:r>
+        <w:t>Calendario discovery</w:t>
+      </w:r>
+    </w:p>
+    <w:tbl>
+      <w:tblPr>
+        <w:tblStyle w:val="TableGrid"/>
+        <w:tblW w:type="auto" w:w="0"/>
+        <w:tblLook w:firstColumn="1" w:firstRow="1" w:lastColumn="0" w:lastRow="0" w:noHBand="0" w:noVBand="1" w:val="04A0"/>
+      </w:tblPr>
+      <w:tblGrid>
+        <w:gridCol w:w="2880"/>
+        <w:gridCol w:w="2880"/>
+        <w:gridCol w:w="2880"/>
+      </w:tblGrid>
+      <w:tr>
+        <w:tc>
+          <w:tcPr>
+            <w:tcW w:type="dxa" w:w="2880"/>
+            <w:shd w:fill="1E2A5A"/>
+          </w:tcPr>
+          <w:p>
+            <w:r>
+              <w:rPr>
+                <w:b/>
+                <w:color w:val="FFFFFF"/>
+                <w:sz w:val="20"/>
+              </w:rPr>
+              <w:t>Etapa</w:t>
+            </w:r>
+          </w:p>
+        </w:tc>
+        <w:tc>
+          <w:tcPr>
+            <w:tcW w:type="dxa" w:w="2880"/>
+            <w:shd w:fill="1E2A5A"/>
+          </w:tcPr>
+          <w:p>
+            <w:r>
+              <w:rPr>
+                <w:b/>
+                <w:color w:val="FFFFFF"/>
+                <w:sz w:val="20"/>
+              </w:rPr>
+              <w:t>Cuándo</w:t>
+            </w:r>
+          </w:p>
+        </w:tc>
+        <w:tc>
+          <w:tcPr>
+            <w:tcW w:type="dxa" w:w="2880"/>
+            <w:shd w:fill="1E2A5A"/>
+          </w:tcPr>
+          <w:p>
+            <w:r>
+              <w:rPr>
+                <w:b/>
+                <w:color w:val="FFFFFF"/>
+                <w:sz w:val="20"/>
+              </w:rPr>
+              <w:t>Evidencia mínima</w:t>
+            </w:r>
+          </w:p>
+        </w:tc>
+      </w:tr>
+      <w:tr>
+        <w:tc>
+          <w:tcPr>
+            <w:tcW w:type="dxa" w:w="2880"/>
+          </w:tcPr>
+          <w:p>
+            <w:r>
+              <w:rPr>
+                <w:sz w:val="20"/>
+              </w:rPr>
+              <w:t>Discovery founder (+ Gabriel intro)</w:t>
+            </w:r>
+          </w:p>
+        </w:tc>
+        <w:tc>
+          <w:tcPr>
+            <w:tcW w:type="dxa" w:w="2880"/>
+          </w:tcPr>
+          <w:p>
+            <w:r>
+              <w:rPr>
+                <w:sz w:val="20"/>
+              </w:rPr>
+              <w:t>**Pre-cierre — empezar ya**</w:t>
+            </w:r>
+          </w:p>
+        </w:tc>
+        <w:tc>
+          <w:tcPr>
+            <w:tcW w:type="dxa" w:w="2880"/>
+          </w:tcPr>
+          <w:p>
+            <w:r>
+              <w:rPr>
+                <w:sz w:val="20"/>
+              </w:rPr>
+              <w:t>≥5 entrevistas documentadas</w:t>
+            </w:r>
+          </w:p>
+        </w:tc>
+      </w:tr>
+      <w:tr>
+        <w:tc>
+          <w:tcPr>
+            <w:tcW w:type="dxa" w:w="2880"/>
+          </w:tcPr>
+          <w:p>
+            <w:r>
+              <w:rPr>
+                <w:sz w:val="20"/>
+              </w:rPr>
+              <w:t>Discovery 4 vendedores</w:t>
+            </w:r>
+          </w:p>
+        </w:tc>
+        <w:tc>
+          <w:tcPr>
+            <w:tcW w:type="dxa" w:w="2880"/>
+          </w:tcPr>
+          <w:p>
+            <w:r>
+              <w:rPr>
+                <w:sz w:val="20"/>
+              </w:rPr>
+              <w:t>T+30 → T+60</w:t>
+            </w:r>
+          </w:p>
+        </w:tc>
+        <w:tc>
+          <w:tcPr>
+            <w:tcW w:type="dxa" w:w="2880"/>
+          </w:tcPr>
+          <w:p>
+            <w:r>
+              <w:rPr>
+                <w:sz w:val="20"/>
+              </w:rPr>
+              <w:t>≥20–30 farmacias con interés</w:t>
+            </w:r>
+          </w:p>
+        </w:tc>
+      </w:tr>
+      <w:tr>
+        <w:tc>
+          <w:tcPr>
+            <w:tcW w:type="dxa" w:w="2880"/>
+          </w:tcPr>
+          <w:p>
+            <w:r>
+              <w:rPr>
+                <w:sz w:val="20"/>
+              </w:rPr>
+              <w:t>Validación (carta + activación)</w:t>
+            </w:r>
+          </w:p>
+        </w:tc>
+        <w:tc>
+          <w:tcPr>
+            <w:tcW w:type="dxa" w:w="2880"/>
+          </w:tcPr>
+          <w:p>
+            <w:r>
+              <w:rPr>
+                <w:sz w:val="20"/>
+              </w:rPr>
+              <w:t>T+30 → T+88</w:t>
+            </w:r>
+          </w:p>
+        </w:tc>
+        <w:tc>
+          <w:tcPr>
+            <w:tcW w:type="dxa" w:w="2880"/>
+          </w:tcPr>
+          <w:p>
+            <w:r>
+              <w:rPr>
+                <w:sz w:val="20"/>
+              </w:rPr>
+              <w:t>10–15 cartas; ~28 activas Day-D</w:t>
+            </w:r>
+          </w:p>
+        </w:tc>
+      </w:tr>
+    </w:tbl>
+    <w:p/>
+    <w:p>
+      <w:pPr>
+        <w:pStyle w:val="Heading2"/>
+      </w:pPr>
+      <w:r>
+        <w:t>Anti-patrones (qué NO hacer)</w:t>
+      </w:r>
+    </w:p>
+    <w:p>
+      <w:r>
+        <w:t xml:space="preserve">- Contratar equipo comercial completo </w:t>
+      </w:r>
+      <w:r>
+        <w:rPr>
+          <w:b/>
+        </w:rPr>
+        <w:t>antes</w:t>
+      </w:r>
+      <w:r>
+        <w:t xml:space="preserve"> de validar B2B.</w:t>
+      </w:r>
+    </w:p>
+    <w:p>
+      <w:r>
+        <w:t xml:space="preserve">- Abrir visita con brochure o demo — </w:t>
+      </w:r>
+      <w:r>
+        <w:rPr>
+          <w:b/>
+        </w:rPr>
+        <w:t>primero escuchar</w:t>
+      </w:r>
+      <w:r>
+        <w:t>.</w:t>
+      </w:r>
+    </w:p>
+    <w:p>
+      <w:r>
+        <w:t>- Prometer ERP, comparador droguerías, inventario por lotes o flota propia.</w:t>
+      </w:r>
+    </w:p>
+    <w:p>
+      <w:r>
+        <w:t>- Usar claims regulatorios MPPS sin dictamen abogado + farmacéutico.</w:t>
+      </w:r>
+    </w:p>
+    <w:p>
+      <w:r>
+        <w:t>- Contar «me encanta la idea» como validación.</w:t>
+      </w:r>
+    </w:p>
+    <w:p>
+      <w:pPr>
+        <w:pStyle w:val="Heading2"/>
+      </w:pPr>
+      <w:r>
+        <w:t>Criterio de salida discovery</w:t>
+      </w:r>
+    </w:p>
+    <w:tbl>
+      <w:tblPr>
+        <w:tblStyle w:val="TableGrid"/>
+        <w:tblW w:type="auto" w:w="0"/>
+        <w:tblLook w:firstColumn="1" w:firstRow="1" w:lastColumn="0" w:lastRow="0" w:noHBand="0" w:noVBand="1" w:val="04A0"/>
+      </w:tblPr>
+      <w:tblGrid>
+        <w:gridCol w:w="4320"/>
+        <w:gridCol w:w="4320"/>
+      </w:tblGrid>
+      <w:tr>
+        <w:tc>
+          <w:tcPr>
+            <w:tcW w:type="dxa" w:w="4320"/>
+            <w:shd w:fill="1E2A5A"/>
+          </w:tcPr>
+          <w:p>
+            <w:r>
+              <w:rPr>
+                <w:b/>
+                <w:color w:val="FFFFFF"/>
+                <w:sz w:val="20"/>
+              </w:rPr>
+              <w:t>Condición</w:t>
+            </w:r>
+          </w:p>
+        </w:tc>
+        <w:tc>
+          <w:tcPr>
+            <w:tcW w:type="dxa" w:w="4320"/>
+            <w:shd w:fill="1E2A5A"/>
+          </w:tcPr>
+          <w:p>
+            <w:r>
+              <w:rPr>
+                <w:b/>
+                <w:color w:val="FFFFFF"/>
+                <w:sz w:val="20"/>
+              </w:rPr>
+              <w:t>Umbral</w:t>
+            </w:r>
+          </w:p>
+        </w:tc>
+      </w:tr>
+      <w:tr>
+        <w:tc>
+          <w:tcPr>
+            <w:tcW w:type="dxa" w:w="4320"/>
+          </w:tcPr>
+          <w:p>
+            <w:r>
+              <w:rPr>
+                <w:sz w:val="20"/>
+              </w:rPr>
+              <w:t>Entrevistas documentadas</w:t>
+            </w:r>
+          </w:p>
+        </w:tc>
+        <w:tc>
+          <w:tcPr>
+            <w:tcW w:type="dxa" w:w="4320"/>
+          </w:tcPr>
+          <w:p>
+            <w:r>
+              <w:rPr>
+                <w:sz w:val="20"/>
+              </w:rPr>
+              <w:t>≥5 (founder pre-cierre) + ≥20–30 con Sales</w:t>
+            </w:r>
+          </w:p>
+        </w:tc>
+      </w:tr>
+      <w:tr>
+        <w:tc>
+          <w:tcPr>
+            <w:tcW w:type="dxa" w:w="4320"/>
+          </w:tcPr>
+          <w:p>
+            <w:r>
+              <w:rPr>
+                <w:sz w:val="20"/>
+              </w:rPr>
+              <w:t>Dolor confirmado</w:t>
+            </w:r>
+          </w:p>
+        </w:tc>
+        <w:tc>
+          <w:tcPr>
+            <w:tcW w:type="dxa" w:w="4320"/>
+          </w:tcPr>
+          <w:p>
+            <w:r>
+              <w:rPr>
+                <w:sz w:val="20"/>
+              </w:rPr>
+              <w:t>≥3/5 farmacias citan al menos 1 dolor del top 3 con dato concreto</w:t>
+            </w:r>
+          </w:p>
+        </w:tc>
+      </w:tr>
+      <w:tr>
+        <w:tc>
+          <w:tcPr>
+            <w:tcW w:type="dxa" w:w="4320"/>
+          </w:tcPr>
+          <w:p>
+            <w:r>
+              <w:rPr>
+                <w:sz w:val="20"/>
+              </w:rPr>
+              <w:t>Ranking 3+3 dolores</w:t>
+            </w:r>
+          </w:p>
+        </w:tc>
+        <w:tc>
+          <w:tcPr>
+            <w:tcW w:type="dxa" w:w="4320"/>
+          </w:tcPr>
+          <w:p>
+            <w:r>
+              <w:rPr>
+                <w:sz w:val="20"/>
+              </w:rPr>
+              <w:t>Lleno con citas reales (no pendiente)</w:t>
+            </w:r>
+          </w:p>
+        </w:tc>
+      </w:tr>
+      <w:tr>
+        <w:tc>
+          <w:tcPr>
+            <w:tcW w:type="dxa" w:w="4320"/>
+          </w:tcPr>
+          <w:p>
+            <w:r>
+              <w:rPr>
+                <w:sz w:val="20"/>
+              </w:rPr>
+              <w:t>Pipeline</w:t>
+            </w:r>
+          </w:p>
+        </w:tc>
+        <w:tc>
+          <w:tcPr>
+            <w:tcW w:type="dxa" w:w="4320"/>
+          </w:tcPr>
+          <w:p>
+            <w:r>
+              <w:rPr>
+                <w:sz w:val="20"/>
+              </w:rPr>
+              <w:t>≥5 filas reales en hoja operativa</w:t>
+            </w:r>
+          </w:p>
+        </w:tc>
+      </w:tr>
+      <w:tr>
+        <w:tc>
+          <w:tcPr>
+            <w:tcW w:type="dxa" w:w="4320"/>
+          </w:tcPr>
+          <w:p>
+            <w:r>
+              <w:rPr>
+                <w:sz w:val="20"/>
+              </w:rPr>
+              <w:t>Pricing testeado</w:t>
+            </w:r>
+          </w:p>
+        </w:tc>
+        <w:tc>
+          <w:tcPr>
+            <w:tcW w:type="dxa" w:w="4320"/>
+          </w:tcPr>
+          <w:p>
+            <w:r>
+              <w:rPr>
+                <w:sz w:val="20"/>
+              </w:rPr>
+              <w:t>≥3 reacciones documentadas a cuota 25/40/55</w:t>
+            </w:r>
+          </w:p>
+        </w:tc>
+      </w:tr>
+    </w:tbl>
+    <w:p/>
+    <w:p>
+      <w:r>
+        <w:t>────────────────────────────────────────</w:t>
+      </w:r>
+    </w:p>
+    <w:p>
+      <w:pPr>
+        <w:pStyle w:val="Heading1"/>
+      </w:pPr>
+      <w:r>
+        <w:t>Cómo vamos a validar el censo (Fase 0, primeros 60 días)</w:t>
       </w:r>
     </w:p>
     <w:tbl>
@@ -716,7 +4264,7 @@
               <w:rPr>
                 <w:sz w:val="20"/>
               </w:rPr>
-              <w:t>Co-CEO</w:t>
+              <w:t>Co-CEO + **intro Morr**</w:t>
             </w:r>
           </w:p>
         </w:tc>
@@ -757,7 +4305,7 @@
               <w:rPr>
                 <w:sz w:val="20"/>
               </w:rPr>
-              <w:t>Co-CEO</w:t>
+              <w:t>Co-CEO + **intro Morr**</w:t>
             </w:r>
           </w:p>
         </w:tc>
@@ -798,7 +4346,7 @@
               <w:rPr>
                 <w:sz w:val="20"/>
               </w:rPr>
-              <w:t>4 vendedores (escenario Lean)</w:t>
+              <w:t>4 vendedores (Lean)</w:t>
             </w:r>
           </w:p>
         </w:tc>
@@ -826,7 +4374,7 @@
               <w:rPr>
                 <w:sz w:val="20"/>
               </w:rPr>
-              <w:t>Detectar duplicados o puntos que no salen en listados</w:t>
+              <w:t>Detectar duplicados o puntos omitidos</w:t>
             </w:r>
           </w:p>
         </w:tc>
@@ -848,9 +4396,581 @@
     <w:p/>
     <w:p>
       <w:r>
-        <w:t>Cada farmacia visitada o verificada se registra en una hoja de cálculo (no en Git): municipio, zona, tipo, Rx sí/no, contacto, fuente y estado (prospecto, interés, firmada, descartada).</w:t>
+        <w:t xml:space="preserve">Cada farmacia visitada se registra: municipio, zona, tipo, Rx sí/no, contacto, fuente, estado (prospecto, interés, firmada, descartada). </w:t>
+      </w:r>
+      <w:r>
+        <w:rPr>
+          <w:b/>
+        </w:rPr>
+        <w:t>Datos de contacto no van a Git</w:t>
+      </w:r>
+      <w:r>
+        <w:t xml:space="preserve"> — solo CRM / hoja operativa.</w:t>
       </w:r>
     </w:p>
+    <w:p>
+      <w:pPr>
+        <w:pStyle w:val="Heading2"/>
+      </w:pPr>
+      <w:r>
+        <w:t>Plantilla censo (una fila por farmacia)</w:t>
+      </w:r>
+    </w:p>
+    <w:tbl>
+      <w:tblPr>
+        <w:tblStyle w:val="TableGrid"/>
+        <w:tblW w:type="auto" w:w="0"/>
+        <w:tblLook w:firstColumn="1" w:firstRow="1" w:lastColumn="0" w:lastRow="0" w:noHBand="0" w:noVBand="1" w:val="04A0"/>
+      </w:tblPr>
+      <w:tblGrid>
+        <w:gridCol w:w="2880"/>
+        <w:gridCol w:w="2880"/>
+        <w:gridCol w:w="2880"/>
+      </w:tblGrid>
+      <w:tr>
+        <w:tc>
+          <w:tcPr>
+            <w:tcW w:type="dxa" w:w="2880"/>
+            <w:shd w:fill="1E2A5A"/>
+          </w:tcPr>
+          <w:p>
+            <w:r>
+              <w:rPr>
+                <w:b/>
+                <w:color w:val="FFFFFF"/>
+                <w:sz w:val="20"/>
+              </w:rPr>
+              <w:t>Campo</w:t>
+            </w:r>
+          </w:p>
+        </w:tc>
+        <w:tc>
+          <w:tcPr>
+            <w:tcW w:type="dxa" w:w="2880"/>
+            <w:shd w:fill="1E2A5A"/>
+          </w:tcPr>
+          <w:p>
+            <w:r>
+              <w:rPr>
+                <w:b/>
+                <w:color w:val="FFFFFF"/>
+                <w:sz w:val="20"/>
+              </w:rPr>
+              <w:t>Ejemplo</w:t>
+            </w:r>
+          </w:p>
+        </w:tc>
+        <w:tc>
+          <w:tcPr>
+            <w:tcW w:type="dxa" w:w="2880"/>
+            <w:shd w:fill="1E2A5A"/>
+          </w:tcPr>
+          <w:p>
+            <w:r>
+              <w:rPr>
+                <w:b/>
+                <w:color w:val="FFFFFF"/>
+                <w:sz w:val="20"/>
+              </w:rPr>
+              <w:t>Obligatorio</w:t>
+            </w:r>
+          </w:p>
+        </w:tc>
+      </w:tr>
+      <w:tr>
+        <w:tc>
+          <w:tcPr>
+            <w:tcW w:type="dxa" w:w="2880"/>
+          </w:tcPr>
+          <w:p>
+            <w:r>
+              <w:rPr>
+                <w:sz w:val="20"/>
+              </w:rPr>
+              <w:t>ID</w:t>
+            </w:r>
+          </w:p>
+        </w:tc>
+        <w:tc>
+          <w:tcPr>
+            <w:tcW w:type="dxa" w:w="2880"/>
+          </w:tcPr>
+          <w:p>
+            <w:r>
+              <w:rPr>
+                <w:sz w:val="20"/>
+              </w:rPr>
+              <w:t>CAR-001</w:t>
+            </w:r>
+          </w:p>
+        </w:tc>
+        <w:tc>
+          <w:tcPr>
+            <w:tcW w:type="dxa" w:w="2880"/>
+          </w:tcPr>
+          <w:p>
+            <w:r>
+              <w:rPr>
+                <w:sz w:val="20"/>
+              </w:rPr>
+              <w:t>Sí</w:t>
+            </w:r>
+          </w:p>
+        </w:tc>
+      </w:tr>
+      <w:tr>
+        <w:tc>
+          <w:tcPr>
+            <w:tcW w:type="dxa" w:w="2880"/>
+          </w:tcPr>
+          <w:p>
+            <w:r>
+              <w:rPr>
+                <w:sz w:val="20"/>
+              </w:rPr>
+              <w:t>Nombre comercial</w:t>
+            </w:r>
+          </w:p>
+        </w:tc>
+        <w:tc>
+          <w:tcPr>
+            <w:tcW w:type="dxa" w:w="2880"/>
+          </w:tcPr>
+          <w:p>
+            <w:r>
+              <w:rPr>
+                <w:sz w:val="20"/>
+              </w:rPr>
+              <w:t>Farmacia El Sol</w:t>
+            </w:r>
+          </w:p>
+        </w:tc>
+        <w:tc>
+          <w:tcPr>
+            <w:tcW w:type="dxa" w:w="2880"/>
+          </w:tcPr>
+          <w:p>
+            <w:r>
+              <w:rPr>
+                <w:sz w:val="20"/>
+              </w:rPr>
+              <w:t>Sí</w:t>
+            </w:r>
+          </w:p>
+        </w:tc>
+      </w:tr>
+      <w:tr>
+        <w:tc>
+          <w:tcPr>
+            <w:tcW w:type="dxa" w:w="2880"/>
+          </w:tcPr>
+          <w:p>
+            <w:r>
+              <w:rPr>
+                <w:sz w:val="20"/>
+              </w:rPr>
+              <w:t>Municipio</w:t>
+            </w:r>
+          </w:p>
+        </w:tc>
+        <w:tc>
+          <w:tcPr>
+            <w:tcW w:type="dxa" w:w="2880"/>
+          </w:tcPr>
+          <w:p>
+            <w:r>
+              <w:rPr>
+                <w:sz w:val="20"/>
+              </w:rPr>
+              <w:t>Valencia</w:t>
+            </w:r>
+          </w:p>
+        </w:tc>
+        <w:tc>
+          <w:tcPr>
+            <w:tcW w:type="dxa" w:w="2880"/>
+          </w:tcPr>
+          <w:p>
+            <w:r>
+              <w:rPr>
+                <w:sz w:val="20"/>
+              </w:rPr>
+              <w:t>Sí</w:t>
+            </w:r>
+          </w:p>
+        </w:tc>
+      </w:tr>
+      <w:tr>
+        <w:tc>
+          <w:tcPr>
+            <w:tcW w:type="dxa" w:w="2880"/>
+          </w:tcPr>
+          <w:p>
+            <w:r>
+              <w:rPr>
+                <w:sz w:val="20"/>
+              </w:rPr>
+              <w:t>Zona</w:t>
+            </w:r>
+          </w:p>
+        </w:tc>
+        <w:tc>
+          <w:tcPr>
+            <w:tcW w:type="dxa" w:w="2880"/>
+          </w:tcPr>
+          <w:p>
+            <w:r>
+              <w:rPr>
+                <w:sz w:val="20"/>
+              </w:rPr>
+              <w:t>San Blas / El Socorro</w:t>
+            </w:r>
+          </w:p>
+        </w:tc>
+        <w:tc>
+          <w:tcPr>
+            <w:tcW w:type="dxa" w:w="2880"/>
+          </w:tcPr>
+          <w:p>
+            <w:r>
+              <w:rPr>
+                <w:sz w:val="20"/>
+              </w:rPr>
+              <w:t>Sí</w:t>
+            </w:r>
+          </w:p>
+        </w:tc>
+      </w:tr>
+      <w:tr>
+        <w:tc>
+          <w:tcPr>
+            <w:tcW w:type="dxa" w:w="2880"/>
+          </w:tcPr>
+          <w:p>
+            <w:r>
+              <w:rPr>
+                <w:sz w:val="20"/>
+              </w:rPr>
+              <w:t>Tipo</w:t>
+            </w:r>
+          </w:p>
+        </w:tc>
+        <w:tc>
+          <w:tcPr>
+            <w:tcW w:type="dxa" w:w="2880"/>
+          </w:tcPr>
+          <w:p>
+            <w:r>
+              <w:rPr>
+                <w:sz w:val="20"/>
+              </w:rPr>
+              <w:t>independiente / cadena_local / cadena_nacional</w:t>
+            </w:r>
+          </w:p>
+        </w:tc>
+        <w:tc>
+          <w:tcPr>
+            <w:tcW w:type="dxa" w:w="2880"/>
+          </w:tcPr>
+          <w:p>
+            <w:r>
+              <w:rPr>
+                <w:sz w:val="20"/>
+              </w:rPr>
+              <w:t>Sí</w:t>
+            </w:r>
+          </w:p>
+        </w:tc>
+      </w:tr>
+      <w:tr>
+        <w:tc>
+          <w:tcPr>
+            <w:tcW w:type="dxa" w:w="2880"/>
+          </w:tcPr>
+          <w:p>
+            <w:r>
+              <w:rPr>
+                <w:sz w:val="20"/>
+              </w:rPr>
+              <w:t>Rx</w:t>
+            </w:r>
+          </w:p>
+        </w:tc>
+        <w:tc>
+          <w:tcPr>
+            <w:tcW w:type="dxa" w:w="2880"/>
+          </w:tcPr>
+          <w:p>
+            <w:r>
+              <w:rPr>
+                <w:sz w:val="20"/>
+              </w:rPr>
+              <w:t>sí / no / desconocido</w:t>
+            </w:r>
+          </w:p>
+        </w:tc>
+        <w:tc>
+          <w:tcPr>
+            <w:tcW w:type="dxa" w:w="2880"/>
+          </w:tcPr>
+          <w:p>
+            <w:r>
+              <w:rPr>
+                <w:sz w:val="20"/>
+              </w:rPr>
+              <w:t>Sí</w:t>
+            </w:r>
+          </w:p>
+        </w:tc>
+      </w:tr>
+      <w:tr>
+        <w:tc>
+          <w:tcPr>
+            <w:tcW w:type="dxa" w:w="2880"/>
+          </w:tcPr>
+          <w:p>
+            <w:r>
+              <w:rPr>
+                <w:sz w:val="20"/>
+              </w:rPr>
+              <w:t>Teléfono</w:t>
+            </w:r>
+          </w:p>
+        </w:tc>
+        <w:tc>
+          <w:tcPr>
+            <w:tcW w:type="dxa" w:w="2880"/>
+          </w:tcPr>
+          <w:p>
+            <w:r>
+              <w:rPr>
+                <w:sz w:val="20"/>
+              </w:rPr>
+              <w:t>+58…</w:t>
+            </w:r>
+          </w:p>
+        </w:tc>
+        <w:tc>
+          <w:tcPr>
+            <w:tcW w:type="dxa" w:w="2880"/>
+          </w:tcPr>
+          <w:p>
+            <w:r>
+              <w:rPr>
+                <w:sz w:val="20"/>
+              </w:rPr>
+              <w:t>Sí</w:t>
+            </w:r>
+          </w:p>
+        </w:tc>
+      </w:tr>
+      <w:tr>
+        <w:tc>
+          <w:tcPr>
+            <w:tcW w:type="dxa" w:w="2880"/>
+          </w:tcPr>
+          <w:p>
+            <w:r>
+              <w:rPr>
+                <w:sz w:val="20"/>
+              </w:rPr>
+              <w:t>Contacto decisión</w:t>
+            </w:r>
+          </w:p>
+        </w:tc>
+        <w:tc>
+          <w:tcPr>
+            <w:tcW w:type="dxa" w:w="2880"/>
+          </w:tcPr>
+          <w:p>
+            <w:r>
+              <w:rPr>
+                <w:sz w:val="20"/>
+              </w:rPr>
+              <w:t>titular / gerente</w:t>
+            </w:r>
+          </w:p>
+        </w:tc>
+        <w:tc>
+          <w:tcPr>
+            <w:tcW w:type="dxa" w:w="2880"/>
+          </w:tcPr>
+          <w:p>
+            <w:r>
+              <w:rPr>
+                <w:sz w:val="20"/>
+              </w:rPr>
+              <w:t>Recomendado</w:t>
+            </w:r>
+          </w:p>
+        </w:tc>
+      </w:tr>
+      <w:tr>
+        <w:tc>
+          <w:tcPr>
+            <w:tcW w:type="dxa" w:w="2880"/>
+          </w:tcPr>
+          <w:p>
+            <w:r>
+              <w:rPr>
+                <w:sz w:val="20"/>
+              </w:rPr>
+              <w:t>Fuente</w:t>
+            </w:r>
+          </w:p>
+        </w:tc>
+        <w:tc>
+          <w:tcPr>
+            <w:tcW w:type="dxa" w:w="2880"/>
+          </w:tcPr>
+          <w:p>
+            <w:r>
+              <w:rPr>
+                <w:sz w:val="20"/>
+              </w:rPr>
+              <w:t>saas / calle / referido / Morr</w:t>
+            </w:r>
+          </w:p>
+        </w:tc>
+        <w:tc>
+          <w:tcPr>
+            <w:tcW w:type="dxa" w:w="2880"/>
+          </w:tcPr>
+          <w:p>
+            <w:r>
+              <w:rPr>
+                <w:sz w:val="20"/>
+              </w:rPr>
+              <w:t>Sí</w:t>
+            </w:r>
+          </w:p>
+        </w:tc>
+      </w:tr>
+      <w:tr>
+        <w:tc>
+          <w:tcPr>
+            <w:tcW w:type="dxa" w:w="2880"/>
+          </w:tcPr>
+          <w:p>
+            <w:r>
+              <w:rPr>
+                <w:sz w:val="20"/>
+              </w:rPr>
+              <w:t>Fecha visita</w:t>
+            </w:r>
+          </w:p>
+        </w:tc>
+        <w:tc>
+          <w:tcPr>
+            <w:tcW w:type="dxa" w:w="2880"/>
+          </w:tcPr>
+          <w:p>
+            <w:r>
+              <w:rPr>
+                <w:sz w:val="20"/>
+              </w:rPr>
+              <w:t>2026-07-15</w:t>
+            </w:r>
+          </w:p>
+        </w:tc>
+        <w:tc>
+          <w:tcPr>
+            <w:tcW w:type="dxa" w:w="2880"/>
+          </w:tcPr>
+          <w:p>
+            <w:r>
+              <w:rPr>
+                <w:sz w:val="20"/>
+              </w:rPr>
+              <w:t>Si visitada</w:t>
+            </w:r>
+          </w:p>
+        </w:tc>
+      </w:tr>
+      <w:tr>
+        <w:tc>
+          <w:tcPr>
+            <w:tcW w:type="dxa" w:w="2880"/>
+          </w:tcPr>
+          <w:p>
+            <w:r>
+              <w:rPr>
+                <w:sz w:val="20"/>
+              </w:rPr>
+              <w:t>Estado pipeline</w:t>
+            </w:r>
+          </w:p>
+        </w:tc>
+        <w:tc>
+          <w:tcPr>
+            <w:tcW w:type="dxa" w:w="2880"/>
+          </w:tcPr>
+          <w:p>
+            <w:r>
+              <w:rPr>
+                <w:sz w:val="20"/>
+              </w:rPr>
+              <w:t>prospecto / carta / firmada / descartada</w:t>
+            </w:r>
+          </w:p>
+        </w:tc>
+        <w:tc>
+          <w:tcPr>
+            <w:tcW w:type="dxa" w:w="2880"/>
+          </w:tcPr>
+          <w:p>
+            <w:r>
+              <w:rPr>
+                <w:sz w:val="20"/>
+              </w:rPr>
+              <w:t>Sí</w:t>
+            </w:r>
+          </w:p>
+        </w:tc>
+      </w:tr>
+      <w:tr>
+        <w:tc>
+          <w:tcPr>
+            <w:tcW w:type="dxa" w:w="2880"/>
+          </w:tcPr>
+          <w:p>
+            <w:r>
+              <w:rPr>
+                <w:sz w:val="20"/>
+              </w:rPr>
+              <w:t>Dolor dominante (discovery)</w:t>
+            </w:r>
+          </w:p>
+        </w:tc>
+        <w:tc>
+          <w:tcPr>
+            <w:tcW w:type="dxa" w:w="2880"/>
+          </w:tcPr>
+          <w:p>
+            <w:r>
+              <w:rPr>
+                <w:sz w:val="20"/>
+              </w:rPr>
+              <w:t>WhatsApp / PedidosYa / Rx / pagos</w:t>
+            </w:r>
+          </w:p>
+        </w:tc>
+        <w:tc>
+          <w:tcPr>
+            <w:tcW w:type="dxa" w:w="2880"/>
+          </w:tcPr>
+          <w:p>
+            <w:r>
+              <w:rPr>
+                <w:sz w:val="20"/>
+              </w:rPr>
+              <w:t>Si entrevistada</w:t>
+            </w:r>
+          </w:p>
+        </w:tc>
+      </w:tr>
+    </w:tbl>
+    <w:p/>
     <w:p>
       <w:r>
         <w:t>────────────────────────────────────────</w:t>
@@ -935,7 +5055,7 @@
               <w:rPr>
                 <w:sz w:val="20"/>
               </w:rPr>
-              <w:t>Plan conservador (~**159 activas** al mes 12)</w:t>
+              <w:t>Plan conservador (~**159 activas** M12)</w:t>
             </w:r>
           </w:p>
         </w:tc>
@@ -976,7 +5096,7 @@
               <w:rPr>
                 <w:sz w:val="20"/>
               </w:rPr>
-              <w:t>Captura agresiva (&gt;80% independientes del censo)</w:t>
+              <w:t>Captura agresiva (&gt;80% independientes censo)</w:t>
             </w:r>
           </w:p>
         </w:tc>
@@ -1002,7 +5122,7 @@
               <w:rPr>
                 <w:sz w:val="20"/>
               </w:rPr>
-              <w:t>Blitz ~185k USD *(stretch — no es el ask principal)*</w:t>
+              <w:t>~185k USD *(stretch — no ask principal)*</w:t>
             </w:r>
           </w:p>
         </w:tc>
@@ -1010,8 +5130,15 @@
     </w:tbl>
     <w:p/>
     <w:p>
+      <w:r/>
       <w:r>
-        <w:t xml:space="preserve">La pregunta práctica: con </w:t>
+        <w:rPr>
+          <w:b/>
+        </w:rPr>
+        <w:t>Pregunta para Gabriel:</w:t>
+      </w:r>
+      <w:r>
+        <w:t xml:space="preserve"> con </w:t>
       </w:r>
       <w:r>
         <w:rPr>
@@ -1029,7 +5156,28 @@
         <w:t>4 vendedores</w:t>
       </w:r>
       <w:r>
-        <w:t xml:space="preserve"> para el plan del año 1, o hace falta priorizar municipios y ajustar metas?</w:t>
+        <w:t xml:space="preserve"> para el plan año 1, o conviene priorizar municipios y bajar meta M12?</w:t>
+      </w:r>
+    </w:p>
+    <w:p>
+      <w:r/>
+      <w:r>
+        <w:rPr>
+          <w:b/>
+        </w:rPr>
+        <w:t>Riesgo:</w:t>
+      </w:r>
+      <w:r>
+        <w:t xml:space="preserve"> prometer 159 activas sin censo cerrado es vender humo. Por eso la regla: </w:t>
+      </w:r>
+      <w:r>
+        <w:rPr>
+          <w:b/>
+        </w:rPr>
+        <w:t>80% del censo validado</w:t>
+      </w:r>
+      <w:r>
+        <w:t xml:space="preserve"> antes de pitch «todo Carabobo».</w:t>
       </w:r>
     </w:p>
     <w:p>
@@ -1042,7 +5190,7 @@
         <w:pStyle w:val="Heading1"/>
       </w:pPr>
       <w:r>
-        <w:t>Checklist antes de decir “tenemos el censo cerrado”</w:t>
+        <w:t>Checklist antes de decir «tenemos el censo cerrado»</w:t>
       </w:r>
     </w:p>
     <w:p>
@@ -1070,7 +5218,7 @@
         <w:t>Dos fuentes</w:t>
       </w:r>
       <w:r>
-        <w:t xml:space="preserve"> cruzadas (por ejemplo: listado + calle, o listado + gremio).</w:t>
+        <w:t xml:space="preserve"> cruzadas (listado + calle, o listado + gremio).</w:t>
       </w:r>
     </w:p>
     <w:p>
@@ -1089,7 +5237,35 @@
     </w:p>
     <w:p>
       <w:r>
-        <w:t xml:space="preserve">- [ ] Founder aprueba el </w:t>
+        <w:t>- [ ] ≥</w:t>
+      </w:r>
+      <w:r>
+        <w:rPr>
+          <w:b/>
+        </w:rPr>
+        <w:t>5 entrevistas discovery</w:t>
+      </w:r>
+      <w:r>
+        <w:t xml:space="preserve"> con minuta completa.</w:t>
+      </w:r>
+    </w:p>
+    <w:p>
+      <w:r>
+        <w:t xml:space="preserve">- [ ] Ranking </w:t>
+      </w:r>
+      <w:r>
+        <w:rPr>
+          <w:b/>
+        </w:rPr>
+        <w:t>3 dolores principales</w:t>
+      </w:r>
+      <w:r>
+        <w:t xml:space="preserve"> con citas textuales reales.</w:t>
+      </w:r>
+    </w:p>
+    <w:p>
+      <w:r>
+        <w:t xml:space="preserve">- [ ] Founder aprueba </w:t>
       </w:r>
       <w:r>
         <w:rPr>
@@ -1098,12 +5274,12 @@
         <w:t>número definitivo</w:t>
       </w:r>
       <w:r>
-        <w:t xml:space="preserve"> y el tier de capital (Lean vs Base).</w:t>
+        <w:t xml:space="preserve"> y tier de capital (Lean vs Base).</w:t>
       </w:r>
     </w:p>
     <w:p>
       <w:r>
-        <w:t>- [ ] Actualizar brief y checklist inversor con la cifra validada.</w:t>
+        <w:t>- [ ] Actualizar brief con cifra validada.</w:t>
       </w:r>
     </w:p>
     <w:p>
@@ -1117,11 +5293,6 @@
       </w:pPr>
       <w:r>
         <w:t>Qué nos gustaría que revises, Gabriel</w:t>
-      </w:r>
-    </w:p>
-    <w:p>
-      <w:r>
-        <w:t>Tu conocimiento del tejido comercial en Valencia es clave para no inflar el mercado en papel:</w:t>
       </w:r>
     </w:p>
     <w:p>
@@ -1167,7 +5338,7 @@
         <w:t>Municipios:</w:t>
       </w:r>
       <w:r>
-        <w:t xml:space="preserve"> ¿Dónde concentrarías primero el recorrido calle — Valencia centro, San Diego, Naguanagua, Guacara?</w:t>
+        <w:t xml:space="preserve"> ¿Dónde concentrarías primero el recorrido — Valencia centro, San Diego, Naguanagua, Guacara, El Socorro?</w:t>
       </w:r>
     </w:p>
     <w:p>
@@ -1181,7 +5352,7 @@
         <w:t>Exclusiones:</w:t>
       </w:r>
       <w:r>
-        <w:t xml:space="preserve"> ¿Hay cadenas “locales” que en la práctica se comportan como nacionales y conviene sacar del target?</w:t>
+        <w:t xml:space="preserve"> ¿Hay cadenas «locales» que en la práctica se comportan como nacionales y conviene sacar del target?</w:t>
       </w:r>
     </w:p>
     <w:p>
@@ -1232,6 +5403,34 @@
     </w:p>
     <w:p>
       <w:r>
+        <w:t xml:space="preserve">6. </w:t>
+      </w:r>
+      <w:r>
+        <w:rPr>
+          <w:b/>
+        </w:rPr>
+        <w:t>Dolores §18:</w:t>
+      </w:r>
+      <w:r>
+        <w:t xml:space="preserve"> ¿Reconoces en Carabobo los dolores WhatsApp + PedidosYa + Rx — o en calle domina otro (droguería, inventario, personal)?</w:t>
+      </w:r>
+    </w:p>
+    <w:p>
+      <w:r>
+        <w:t xml:space="preserve">7. </w:t>
+      </w:r>
+      <w:r>
+        <w:rPr>
+          <w:b/>
+        </w:rPr>
+        <w:t>Guion discovery:</w:t>
+      </w:r>
+      <w:r>
+        <w:t xml:space="preserve"> ¿El tono «estudio, no venta» funciona con dueños valencianos o recomiendas otro approach desde Morr?</w:t>
+      </w:r>
+    </w:p>
+    <w:p>
+      <w:r>
         <w:t>────────────────────────────────────────</w:t>
       </w:r>
     </w:p>
@@ -1264,6 +5463,20 @@
       </w:r>
       <w:r>
         <w:t xml:space="preserve"> hasta completar el checklist de cierre.</w:t>
+      </w:r>
+    </w:p>
+    <w:p>
+      <w:r>
+        <w:t xml:space="preserve">- Los </w:t>
+      </w:r>
+      <w:r>
+        <w:rPr>
+          <w:b/>
+        </w:rPr>
+        <w:t>18 dolores</w:t>
+      </w:r>
+      <w:r>
+        <w:t xml:space="preserve"> sintetizados son hipótesis del pack — deben confirmarse con citas reales en calle; el banco completo (~400 ítems) es material interno de Sales.</w:t>
       </w:r>
     </w:p>
     <w:p>

--- a/docs/Pack_Aliado_Gabriel_Barrios/docx/14_Censo_Farmacias.docx
+++ b/docs/Pack_Aliado_Gabriel_Barrios/docx/14_Censo_Farmacias.docx
@@ -2849,7 +2849,7 @@
               <w:rPr>
                 <w:sz w:val="20"/>
               </w:rPr>
-              <w:t>Cuota 25/40/55 + % es aceptable</w:t>
+              <w:t>Cuota **45/60/70 + %GMV 8/7/5** es aceptable</w:t>
             </w:r>
           </w:p>
         </w:tc>
@@ -4106,7 +4106,7 @@
               <w:rPr>
                 <w:sz w:val="20"/>
               </w:rPr>
-              <w:t>≥3 reacciones documentadas a cuota 25/40/55</w:t>
+              <w:t>≥3 reacciones documentadas a cuota **45/60/70 + %GMV 8/7/5**</w:t>
             </w:r>
           </w:p>
         </w:tc>
@@ -5081,7 +5081,7 @@
               <w:rPr>
                 <w:sz w:val="20"/>
               </w:rPr>
-              <w:t>Lean ~112k USD</w:t>
+              <w:t>Lean **237.412 USD**</w:t>
             </w:r>
           </w:p>
         </w:tc>
